--- a/dist/docs/templates/bsa/05-uat-test-plan.docx
+++ b/dist/docs/templates/bsa/05-uat-test-plan.docx
@@ -153,7 +153,7 @@
         <w:pStyle w:val="Compact"/>
       </w:pPr>
       <w:r>
-        <w:t xml:space="preserve">Write the expected result before you run the test, with exact values. Work out duty and landed cost by hand or in the shared Tariff-Impact Model. "Works correctly" is not an expected result.</w:t>
+        <w:t xml:space="preserve">Write the expected result before you run the test, with exact values. Work out duty by hand or with the shared Tariff-Impact Model, which computes duty only. Work out fees, freight and full landed cost by hand, using the rules in [COMPANY: name of std-cost tool]. "Works correctly" is not an expected result.</w:t>
       </w:r>
     </w:p>
     <w:p>
@@ -1778,7 +1778,7 @@
               <w:jc w:val="left"/>
             </w:pPr>
             <w:r>
-              <w:t xml:space="preserve">Duty, fees and landed cost per unit match the Tariff-Impact Model within tolerance</w:t>
+              <w:t xml:space="preserve">Duty per unit matches the Tariff-Impact Model (duty only); fees and full landed cost per unit match a hand calculation using [COMPANY: name of std-cost tool] rules, within tolerance</w:t>
             </w:r>
           </w:p>
         </w:tc>
@@ -2125,6 +2125,77 @@
             </w:pPr>
             <w:r>
               <w:t xml:space="preserve">UAT lead</w:t>
+            </w:r>
+          </w:p>
+        </w:tc>
+      </w:tr>
+      <w:tr>
+        <w:tc>
+          <w:tcPr/>
+          <w:p>
+            <w:pPr>
+              <w:pStyle w:val="Compact"/>
+              <w:jc w:val="left"/>
+            </w:pPr>
+            <w:r>
+              <w:t xml:space="preserve">TS-09</w:t>
+            </w:r>
+          </w:p>
+        </w:tc>
+        <w:tc>
+          <w:tcPr/>
+          <w:p>
+            <w:pPr>
+              <w:pStyle w:val="Compact"/>
+              <w:jc w:val="left"/>
+            </w:pPr>
+            <w:r>
+              <w:t xml:space="preserve">Legacy vs e2open parallel comparison</w:t>
+            </w:r>
+          </w:p>
+        </w:tc>
+        <w:tc>
+          <w:tcPr/>
+          <w:p>
+            <w:pPr>
+              <w:pStyle w:val="Compact"/>
+              <w:jc w:val="left"/>
+            </w:pPr>
+            <w:r>
+              <w:t xml:space="preserve">For the same period and inputs, e2open's broker feed and duty results equal the AS400 outputs (or the custom tool's, where the AS400 does not calculate them), or each difference is explained by an approved change or a cleansing log entry (</w:t>
+            </w:r>
+            <w:r>
+              <w:rPr>
+                <w:rStyle w:val="VerbatimChar"/>
+              </w:rPr>
+              <w:t xml:space="preserve">docs/templates/bsa/04-data-mapping-spec.md</w:t>
+            </w:r>
+            <w:r>
+              <w:t xml:space="preserve">, Part 6)</w:t>
+            </w:r>
+          </w:p>
+        </w:tc>
+        <w:tc>
+          <w:tcPr/>
+          <w:p>
+            <w:pPr>
+              <w:pStyle w:val="Compact"/>
+              <w:jc w:val="left"/>
+            </w:pPr>
+            <w:r>
+              <w:t xml:space="preserve">Must</w:t>
+            </w:r>
+          </w:p>
+        </w:tc>
+        <w:tc>
+          <w:tcPr/>
+          <w:p>
+            <w:pPr>
+              <w:pStyle w:val="Compact"/>
+              <w:jc w:val="left"/>
+            </w:pPr>
+            <w:r>
+              <w:t xml:space="preserve">Research and Standard Cost BSAs</w:t>
             </w:r>
           </w:p>
         </w:tc>
@@ -3648,19 +3719,19 @@
               <w:jc w:val="left"/>
             </w:pPr>
             <w:r>
-              <w:t xml:space="preserve">Pre: US import of item C, 1,000 units, entered value $10,000.00, international freight $800.00. Hypothetical rates: base 2.5%, plus an additional 25% that the brief says stacks. 1. Run the landed-cost calculation for item C. 2. Compare with the Tariff-Impact Model.</w:t>
-            </w:r>
-          </w:p>
-        </w:tc>
-        <w:tc>
-          <w:tcPr/>
-          <w:p>
-            <w:pPr>
-              <w:pStyle w:val="Compact"/>
-              <w:jc w:val="left"/>
-            </w:pPr>
-            <w:r>
-              <w:t xml:space="preserve">Duty $2,750.00 (entered value x 27.5%). Freight is not in the US duty base. MPF, and HMF if it is an ocean shipment, at the current rates (see</w:t>
+              <w:t xml:space="preserve">Pre: US import of item C, 1,000 units, entered value $10,000.00, international freight $800.00. Hypothetical rates: base 2.5%, plus an additional 25% that the brief says stacks. 1. Run the landed-cost calculation for item C. 2. Compare duty with the Tariff-Impact Model, and landed cost with the hand calculation.</w:t>
+            </w:r>
+          </w:p>
+        </w:tc>
+        <w:tc>
+          <w:tcPr/>
+          <w:p>
+            <w:pPr>
+              <w:pStyle w:val="Compact"/>
+              <w:jc w:val="left"/>
+            </w:pPr>
+            <w:r>
+              <w:t xml:space="preserve">Duty $2,750.00 (entered value x 27.5%), that is $2.75 per unit, equal to the model's duty per unit after the action. Freight is not in the US duty base. Landed cost per unit (entered value + freight + duty + MPF, and HMF if it is an ocean shipment, at the current rates in</w:t>
             </w:r>
             <w:r>
               <w:t xml:space="preserve"> </w:t>
@@ -3672,19 +3743,19 @@
               <w:t xml:space="preserve">docs/primers/current-tariff-landscape.md</w:t>
             </w:r>
             <w:r>
-              <w:t xml:space="preserve">). Landed cost per unit equals the model within $0.01.</w:t>
-            </w:r>
-          </w:p>
-        </w:tc>
-        <w:tc>
-          <w:tcPr/>
-          <w:p>
-            <w:pPr>
-              <w:pStyle w:val="Compact"/>
-              <w:jc w:val="left"/>
-            </w:pPr>
-            <w:r>
-              <w:t xml:space="preserve">Duty $2,750.00; landed cost per unit matches the model to $0.00</w:t>
+              <w:t xml:space="preserve">, + [COMPANY: other components agreed with Finance]) equals the hand calculation within $0.01.</w:t>
+            </w:r>
+          </w:p>
+        </w:tc>
+        <w:tc>
+          <w:tcPr/>
+          <w:p>
+            <w:pPr>
+              <w:pStyle w:val="Compact"/>
+              <w:jc w:val="left"/>
+            </w:pPr>
+            <w:r>
+              <w:t xml:space="preserve">Duty $2,750.00 ($2.75 per unit, equal to the model); landed cost per unit matches the hand calculation to $0.00</w:t>
             </w:r>
           </w:p>
         </w:tc>

--- a/dist/docs/templates/bsa/05-uat-test-plan.docx
+++ b/dist/docs/templates/bsa/05-uat-test-plan.docx
@@ -248,20 +248,23 @@
     <w:tbl>
       <w:tblPr>
         <w:tblStyle w:val="Table"/>
-        <w:tblW w:type="auto" w:w="0"/>
+        <w:tblW w:type="dxa" w:w="9360"/>
         <w:tblLook w:firstRow="1" w:lastRow="0" w:firstColumn="0" w:lastColumn="0" w:noHBand="0" w:noVBand="0" w:val="0020"/>
         <w:jc w:val="start"/>
+        <w:tblLayout w:type="fixed"/>
       </w:tblPr>
       <w:tblGrid>
-        <w:gridCol w:w="3960"/>
-        <w:gridCol w:w="3960"/>
+        <w:gridCol w:w="3674"/>
+        <w:gridCol w:w="5685"/>
       </w:tblGrid>
       <w:tr>
         <w:trPr>
           <w:tblHeader w:val="true"/>
         </w:trPr>
         <w:tc>
-          <w:tcPr/>
+          <w:tcPr>
+            <w:tcW w:w="3674" w:type="dxa"/>
+          </w:tcPr>
           <w:p>
             <w:pPr>
               <w:pStyle w:val="Compact"/>
@@ -273,7 +276,9 @@
           </w:p>
         </w:tc>
         <w:tc>
-          <w:tcPr/>
+          <w:tcPr>
+            <w:tcW w:w="5685" w:type="dxa"/>
+          </w:tcPr>
           <w:p>
             <w:pPr>
               <w:pStyle w:val="Compact"/>
@@ -287,7 +292,9 @@
       </w:tr>
       <w:tr>
         <w:tc>
-          <w:tcPr/>
+          <w:tcPr>
+            <w:tcW w:w="3674" w:type="dxa"/>
+          </w:tcPr>
           <w:p>
             <w:pPr>
               <w:pStyle w:val="Compact"/>
@@ -299,7 +306,9 @@
           </w:p>
         </w:tc>
         <w:tc>
-          <w:tcPr/>
+          <w:tcPr>
+            <w:tcW w:w="5685" w:type="dxa"/>
+          </w:tcPr>
           <w:p>
             <w:pPr>
               <w:pStyle w:val="Compact"/>
@@ -313,7 +322,9 @@
       </w:tr>
       <w:tr>
         <w:tc>
-          <w:tcPr/>
+          <w:tcPr>
+            <w:tcW w:w="3674" w:type="dxa"/>
+          </w:tcPr>
           <w:p>
             <w:pPr>
               <w:pStyle w:val="Compact"/>
@@ -325,7 +336,9 @@
           </w:p>
         </w:tc>
         <w:tc>
-          <w:tcPr/>
+          <w:tcPr>
+            <w:tcW w:w="5685" w:type="dxa"/>
+          </w:tcPr>
           <w:p>
             <w:pPr>
               <w:pStyle w:val="Compact"/>
@@ -339,7 +352,9 @@
       </w:tr>
       <w:tr>
         <w:tc>
-          <w:tcPr/>
+          <w:tcPr>
+            <w:tcW w:w="3674" w:type="dxa"/>
+          </w:tcPr>
           <w:p>
             <w:pPr>
               <w:pStyle w:val="Compact"/>
@@ -351,7 +366,9 @@
           </w:p>
         </w:tc>
         <w:tc>
-          <w:tcPr/>
+          <w:tcPr>
+            <w:tcW w:w="5685" w:type="dxa"/>
+          </w:tcPr>
           <w:p>
             <w:pPr>
               <w:pStyle w:val="Compact"/>
@@ -365,7 +382,9 @@
       </w:tr>
       <w:tr>
         <w:tc>
-          <w:tcPr/>
+          <w:tcPr>
+            <w:tcW w:w="3674" w:type="dxa"/>
+          </w:tcPr>
           <w:p>
             <w:pPr>
               <w:pStyle w:val="Compact"/>
@@ -377,7 +396,9 @@
           </w:p>
         </w:tc>
         <w:tc>
-          <w:tcPr/>
+          <w:tcPr>
+            <w:tcW w:w="5685" w:type="dxa"/>
+          </w:tcPr>
           <w:p>
             <w:pPr>
               <w:pStyle w:val="Compact"/>
@@ -391,7 +412,9 @@
       </w:tr>
       <w:tr>
         <w:tc>
-          <w:tcPr/>
+          <w:tcPr>
+            <w:tcW w:w="3674" w:type="dxa"/>
+          </w:tcPr>
           <w:p>
             <w:pPr>
               <w:pStyle w:val="Compact"/>
@@ -403,7 +426,9 @@
           </w:p>
         </w:tc>
         <w:tc>
-          <w:tcPr/>
+          <w:tcPr>
+            <w:tcW w:w="5685" w:type="dxa"/>
+          </w:tcPr>
           <w:p>
             <w:pPr>
               <w:pStyle w:val="Compact"/>
@@ -417,7 +442,9 @@
       </w:tr>
       <w:tr>
         <w:tc>
-          <w:tcPr/>
+          <w:tcPr>
+            <w:tcW w:w="3674" w:type="dxa"/>
+          </w:tcPr>
           <w:p>
             <w:pPr>
               <w:pStyle w:val="Compact"/>
@@ -429,7 +456,9 @@
           </w:p>
         </w:tc>
         <w:tc>
-          <w:tcPr/>
+          <w:tcPr>
+            <w:tcW w:w="5685" w:type="dxa"/>
+          </w:tcPr>
           <w:p>
             <w:pPr>
               <w:pStyle w:val="Compact"/>
@@ -443,7 +472,9 @@
       </w:tr>
       <w:tr>
         <w:tc>
-          <w:tcPr/>
+          <w:tcPr>
+            <w:tcW w:w="3674" w:type="dxa"/>
+          </w:tcPr>
           <w:p>
             <w:pPr>
               <w:pStyle w:val="Compact"/>
@@ -455,7 +486,9 @@
           </w:p>
         </w:tc>
         <w:tc>
-          <w:tcPr/>
+          <w:tcPr>
+            <w:tcW w:w="5685" w:type="dxa"/>
+          </w:tcPr>
           <w:p>
             <w:pPr>
               <w:pStyle w:val="Compact"/>
@@ -776,21 +809,24 @@
     <w:tbl>
       <w:tblPr>
         <w:tblStyle w:val="Table"/>
-        <w:tblW w:type="auto" w:w="0"/>
+        <w:tblW w:type="dxa" w:w="9360"/>
         <w:tblLook w:firstRow="1" w:lastRow="0" w:firstColumn="0" w:lastColumn="0" w:noHBand="0" w:noVBand="0" w:val="0020"/>
         <w:jc w:val="start"/>
+        <w:tblLayout w:type="fixed"/>
       </w:tblPr>
       <w:tblGrid>
-        <w:gridCol w:w="2640"/>
-        <w:gridCol w:w="2640"/>
-        <w:gridCol w:w="2640"/>
+        <w:gridCol w:w="1984"/>
+        <w:gridCol w:w="1879"/>
+        <w:gridCol w:w="5496"/>
       </w:tblGrid>
       <w:tr>
         <w:trPr>
           <w:tblHeader w:val="true"/>
         </w:trPr>
         <w:tc>
-          <w:tcPr/>
+          <w:tcPr>
+            <w:tcW w:w="1984" w:type="dxa"/>
+          </w:tcPr>
           <w:p>
             <w:pPr>
               <w:pStyle w:val="Compact"/>
@@ -802,7 +838,9 @@
           </w:p>
         </w:tc>
         <w:tc>
-          <w:tcPr/>
+          <w:tcPr>
+            <w:tcW w:w="1879" w:type="dxa"/>
+          </w:tcPr>
           <w:p>
             <w:pPr>
               <w:pStyle w:val="Compact"/>
@@ -814,7 +852,9 @@
           </w:p>
         </w:tc>
         <w:tc>
-          <w:tcPr/>
+          <w:tcPr>
+            <w:tcW w:w="5496" w:type="dxa"/>
+          </w:tcPr>
           <w:p>
             <w:pPr>
               <w:pStyle w:val="Compact"/>
@@ -828,7 +868,9 @@
       </w:tr>
       <w:tr>
         <w:tc>
-          <w:tcPr/>
+          <w:tcPr>
+            <w:tcW w:w="1984" w:type="dxa"/>
+          </w:tcPr>
           <w:p>
             <w:pPr>
               <w:pStyle w:val="Compact"/>
@@ -840,7 +882,9 @@
           </w:p>
         </w:tc>
         <w:tc>
-          <w:tcPr/>
+          <w:tcPr>
+            <w:tcW w:w="1879" w:type="dxa"/>
+          </w:tcPr>
           <w:p>
             <w:pPr>
               <w:pStyle w:val="Compact"/>
@@ -852,7 +896,9 @@
           </w:p>
         </w:tc>
         <w:tc>
-          <w:tcPr/>
+          <w:tcPr>
+            <w:tcW w:w="5496" w:type="dxa"/>
+          </w:tcPr>
           <w:p>
             <w:pPr>
               <w:pStyle w:val="Compact"/>
@@ -866,7 +912,9 @@
       </w:tr>
       <w:tr>
         <w:tc>
-          <w:tcPr/>
+          <w:tcPr>
+            <w:tcW w:w="1984" w:type="dxa"/>
+          </w:tcPr>
           <w:p>
             <w:pPr>
               <w:pStyle w:val="Compact"/>
@@ -878,7 +926,9 @@
           </w:p>
         </w:tc>
         <w:tc>
-          <w:tcPr/>
+          <w:tcPr>
+            <w:tcW w:w="1879" w:type="dxa"/>
+          </w:tcPr>
           <w:p>
             <w:pPr>
               <w:pStyle w:val="Compact"/>
@@ -890,7 +940,9 @@
           </w:p>
         </w:tc>
         <w:tc>
-          <w:tcPr/>
+          <w:tcPr>
+            <w:tcW w:w="5496" w:type="dxa"/>
+          </w:tcPr>
           <w:p>
             <w:pPr>
               <w:pStyle w:val="Compact"/>
@@ -904,7 +956,9 @@
       </w:tr>
       <w:tr>
         <w:tc>
-          <w:tcPr/>
+          <w:tcPr>
+            <w:tcW w:w="1984" w:type="dxa"/>
+          </w:tcPr>
           <w:p>
             <w:pPr>
               <w:pStyle w:val="Compact"/>
@@ -916,7 +970,9 @@
           </w:p>
         </w:tc>
         <w:tc>
-          <w:tcPr/>
+          <w:tcPr>
+            <w:tcW w:w="1879" w:type="dxa"/>
+          </w:tcPr>
           <w:p>
             <w:pPr>
               <w:pStyle w:val="Compact"/>
@@ -928,7 +984,9 @@
           </w:p>
         </w:tc>
         <w:tc>
-          <w:tcPr/>
+          <w:tcPr>
+            <w:tcW w:w="5496" w:type="dxa"/>
+          </w:tcPr>
           <w:p>
             <w:pPr>
               <w:pStyle w:val="Compact"/>
@@ -942,7 +1000,9 @@
       </w:tr>
       <w:tr>
         <w:tc>
-          <w:tcPr/>
+          <w:tcPr>
+            <w:tcW w:w="1984" w:type="dxa"/>
+          </w:tcPr>
           <w:p>
             <w:pPr>
               <w:pStyle w:val="Compact"/>
@@ -954,7 +1014,9 @@
           </w:p>
         </w:tc>
         <w:tc>
-          <w:tcPr/>
+          <w:tcPr>
+            <w:tcW w:w="1879" w:type="dxa"/>
+          </w:tcPr>
           <w:p>
             <w:pPr>
               <w:pStyle w:val="Compact"/>
@@ -966,7 +1028,9 @@
           </w:p>
         </w:tc>
         <w:tc>
-          <w:tcPr/>
+          <w:tcPr>
+            <w:tcW w:w="5496" w:type="dxa"/>
+          </w:tcPr>
           <w:p>
             <w:pPr>
               <w:pStyle w:val="Compact"/>
@@ -980,7 +1044,9 @@
       </w:tr>
       <w:tr>
         <w:tc>
-          <w:tcPr/>
+          <w:tcPr>
+            <w:tcW w:w="1984" w:type="dxa"/>
+          </w:tcPr>
           <w:p>
             <w:pPr>
               <w:pStyle w:val="Compact"/>
@@ -992,7 +1058,9 @@
           </w:p>
         </w:tc>
         <w:tc>
-          <w:tcPr/>
+          <w:tcPr>
+            <w:tcW w:w="1879" w:type="dxa"/>
+          </w:tcPr>
           <w:p>
             <w:pPr>
               <w:pStyle w:val="Compact"/>
@@ -1004,7 +1072,9 @@
           </w:p>
         </w:tc>
         <w:tc>
-          <w:tcPr/>
+          <w:tcPr>
+            <w:tcW w:w="5496" w:type="dxa"/>
+          </w:tcPr>
           <w:p>
             <w:pPr>
               <w:pStyle w:val="Compact"/>
@@ -1018,7 +1088,9 @@
       </w:tr>
       <w:tr>
         <w:tc>
-          <w:tcPr/>
+          <w:tcPr>
+            <w:tcW w:w="1984" w:type="dxa"/>
+          </w:tcPr>
           <w:p>
             <w:pPr>
               <w:pStyle w:val="Compact"/>
@@ -1030,7 +1102,9 @@
           </w:p>
         </w:tc>
         <w:tc>
-          <w:tcPr/>
+          <w:tcPr>
+            <w:tcW w:w="1879" w:type="dxa"/>
+          </w:tcPr>
           <w:p>
             <w:pPr>
               <w:pStyle w:val="Compact"/>
@@ -1042,7 +1116,9 @@
           </w:p>
         </w:tc>
         <w:tc>
-          <w:tcPr/>
+          <w:tcPr>
+            <w:tcW w:w="5496" w:type="dxa"/>
+          </w:tcPr>
           <w:p>
             <w:pPr>
               <w:pStyle w:val="Compact"/>
@@ -1068,22 +1144,25 @@
     <w:tbl>
       <w:tblPr>
         <w:tblStyle w:val="Table"/>
-        <w:tblW w:type="auto" w:w="0"/>
+        <w:tblW w:type="dxa" w:w="9360"/>
         <w:tblLook w:firstRow="1" w:lastRow="0" w:firstColumn="0" w:lastColumn="0" w:noHBand="0" w:noVBand="0" w:val="0020"/>
         <w:jc w:val="start"/>
+        <w:tblLayout w:type="fixed"/>
       </w:tblPr>
       <w:tblGrid>
-        <w:gridCol w:w="1980"/>
-        <w:gridCol w:w="1980"/>
-        <w:gridCol w:w="1980"/>
-        <w:gridCol w:w="1980"/>
+        <w:gridCol w:w="5727"/>
+        <w:gridCol w:w="1357"/>
+        <w:gridCol w:w="917"/>
+        <w:gridCol w:w="1357"/>
       </w:tblGrid>
       <w:tr>
         <w:trPr>
           <w:tblHeader w:val="true"/>
         </w:trPr>
         <w:tc>
-          <w:tcPr/>
+          <w:tcPr>
+            <w:tcW w:w="5727" w:type="dxa"/>
+          </w:tcPr>
           <w:p>
             <w:pPr>
               <w:pStyle w:val="Compact"/>
@@ -1095,7 +1174,9 @@
           </w:p>
         </w:tc>
         <w:tc>
-          <w:tcPr/>
+          <w:tcPr>
+            <w:tcW w:w="1357" w:type="dxa"/>
+          </w:tcPr>
           <w:p>
             <w:pPr>
               <w:pStyle w:val="Compact"/>
@@ -1107,7 +1188,9 @@
           </w:p>
         </w:tc>
         <w:tc>
-          <w:tcPr/>
+          <w:tcPr>
+            <w:tcW w:w="917" w:type="dxa"/>
+          </w:tcPr>
           <w:p>
             <w:pPr>
               <w:pStyle w:val="Compact"/>
@@ -1119,7 +1202,9 @@
           </w:p>
         </w:tc>
         <w:tc>
-          <w:tcPr/>
+          <w:tcPr>
+            <w:tcW w:w="1357" w:type="dxa"/>
+          </w:tcPr>
           <w:p>
             <w:pPr>
               <w:pStyle w:val="Compact"/>
@@ -1133,7 +1218,9 @@
       </w:tr>
       <w:tr>
         <w:tc>
-          <w:tcPr/>
+          <w:tcPr>
+            <w:tcW w:w="5727" w:type="dxa"/>
+          </w:tcPr>
           <w:p>
             <w:pPr>
               <w:pStyle w:val="Compact"/>
@@ -1145,7 +1232,9 @@
           </w:p>
         </w:tc>
         <w:tc>
-          <w:tcPr/>
+          <w:tcPr>
+            <w:tcW w:w="1357" w:type="dxa"/>
+          </w:tcPr>
           <w:p>
             <w:pPr>
               <w:pStyle w:val="Compact"/>
@@ -1157,7 +1246,9 @@
           </w:p>
         </w:tc>
         <w:tc>
-          <w:tcPr/>
+          <w:tcPr>
+            <w:tcW w:w="917" w:type="dxa"/>
+          </w:tcPr>
           <w:p>
             <w:pPr>
               <w:pStyle w:val="Compact"/>
@@ -1169,7 +1260,9 @@
           </w:p>
         </w:tc>
         <w:tc>
-          <w:tcPr/>
+          <w:tcPr>
+            <w:tcW w:w="1357" w:type="dxa"/>
+          </w:tcPr>
           <w:p>
             <w:pPr>
               <w:pStyle w:val="Compact"/>
@@ -1183,7 +1276,9 @@
       </w:tr>
       <w:tr>
         <w:tc>
-          <w:tcPr/>
+          <w:tcPr>
+            <w:tcW w:w="5727" w:type="dxa"/>
+          </w:tcPr>
           <w:p>
             <w:pPr>
               <w:pStyle w:val="Compact"/>
@@ -1195,7 +1290,9 @@
           </w:p>
         </w:tc>
         <w:tc>
-          <w:tcPr/>
+          <w:tcPr>
+            <w:tcW w:w="1357" w:type="dxa"/>
+          </w:tcPr>
           <w:p>
             <w:pPr>
               <w:pStyle w:val="Compact"/>
@@ -1207,7 +1304,9 @@
           </w:p>
         </w:tc>
         <w:tc>
-          <w:tcPr/>
+          <w:tcPr>
+            <w:tcW w:w="917" w:type="dxa"/>
+          </w:tcPr>
           <w:p>
             <w:pPr>
               <w:pStyle w:val="Compact"/>
@@ -1219,7 +1318,9 @@
           </w:p>
         </w:tc>
         <w:tc>
-          <w:tcPr/>
+          <w:tcPr>
+            <w:tcW w:w="1357" w:type="dxa"/>
+          </w:tcPr>
           <w:p>
             <w:pPr>
               <w:pStyle w:val="Compact"/>
@@ -1233,7 +1334,9 @@
       </w:tr>
       <w:tr>
         <w:tc>
-          <w:tcPr/>
+          <w:tcPr>
+            <w:tcW w:w="5727" w:type="dxa"/>
+          </w:tcPr>
           <w:p>
             <w:pPr>
               <w:pStyle w:val="Compact"/>
@@ -1245,7 +1348,9 @@
           </w:p>
         </w:tc>
         <w:tc>
-          <w:tcPr/>
+          <w:tcPr>
+            <w:tcW w:w="1357" w:type="dxa"/>
+          </w:tcPr>
           <w:p>
             <w:pPr>
               <w:pStyle w:val="Compact"/>
@@ -1257,7 +1362,9 @@
           </w:p>
         </w:tc>
         <w:tc>
-          <w:tcPr/>
+          <w:tcPr>
+            <w:tcW w:w="917" w:type="dxa"/>
+          </w:tcPr>
           <w:p>
             <w:pPr>
               <w:pStyle w:val="Compact"/>
@@ -1269,7 +1376,9 @@
           </w:p>
         </w:tc>
         <w:tc>
-          <w:tcPr/>
+          <w:tcPr>
+            <w:tcW w:w="1357" w:type="dxa"/>
+          </w:tcPr>
           <w:p>
             <w:pPr>
               <w:pStyle w:val="Compact"/>
@@ -1283,7 +1392,9 @@
       </w:tr>
       <w:tr>
         <w:tc>
-          <w:tcPr/>
+          <w:tcPr>
+            <w:tcW w:w="5727" w:type="dxa"/>
+          </w:tcPr>
           <w:p>
             <w:pPr>
               <w:pStyle w:val="Compact"/>
@@ -1295,7 +1406,9 @@
           </w:p>
         </w:tc>
         <w:tc>
-          <w:tcPr/>
+          <w:tcPr>
+            <w:tcW w:w="1357" w:type="dxa"/>
+          </w:tcPr>
           <w:p>
             <w:pPr>
               <w:pStyle w:val="Compact"/>
@@ -1307,7 +1420,9 @@
           </w:p>
         </w:tc>
         <w:tc>
-          <w:tcPr/>
+          <w:tcPr>
+            <w:tcW w:w="917" w:type="dxa"/>
+          </w:tcPr>
           <w:p>
             <w:pPr>
               <w:pStyle w:val="Compact"/>
@@ -1319,7 +1434,9 @@
           </w:p>
         </w:tc>
         <w:tc>
-          <w:tcPr/>
+          <w:tcPr>
+            <w:tcW w:w="1357" w:type="dxa"/>
+          </w:tcPr>
           <w:p>
             <w:pPr>
               <w:pStyle w:val="Compact"/>
@@ -1333,7 +1450,9 @@
       </w:tr>
       <w:tr>
         <w:tc>
-          <w:tcPr/>
+          <w:tcPr>
+            <w:tcW w:w="5727" w:type="dxa"/>
+          </w:tcPr>
           <w:p>
             <w:pPr>
               <w:pStyle w:val="Compact"/>
@@ -1345,7 +1464,9 @@
           </w:p>
         </w:tc>
         <w:tc>
-          <w:tcPr/>
+          <w:tcPr>
+            <w:tcW w:w="1357" w:type="dxa"/>
+          </w:tcPr>
           <w:p>
             <w:pPr>
               <w:pStyle w:val="Compact"/>
@@ -1357,7 +1478,9 @@
           </w:p>
         </w:tc>
         <w:tc>
-          <w:tcPr/>
+          <w:tcPr>
+            <w:tcW w:w="917" w:type="dxa"/>
+          </w:tcPr>
           <w:p>
             <w:pPr>
               <w:pStyle w:val="Compact"/>
@@ -1369,7 +1492,9 @@
           </w:p>
         </w:tc>
         <w:tc>
-          <w:tcPr/>
+          <w:tcPr>
+            <w:tcW w:w="1357" w:type="dxa"/>
+          </w:tcPr>
           <w:p>
             <w:pPr>
               <w:pStyle w:val="Compact"/>
@@ -1395,23 +1520,26 @@
     <w:tbl>
       <w:tblPr>
         <w:tblStyle w:val="Table"/>
-        <w:tblW w:type="auto" w:w="0"/>
+        <w:tblW w:type="dxa" w:w="9360"/>
         <w:tblLook w:firstRow="1" w:lastRow="0" w:firstColumn="0" w:lastColumn="0" w:noHBand="0" w:noVBand="0" w:val="0020"/>
         <w:jc w:val="start"/>
+        <w:tblLayout w:type="fixed"/>
       </w:tblPr>
       <w:tblGrid>
-        <w:gridCol w:w="1584"/>
-        <w:gridCol w:w="1584"/>
-        <w:gridCol w:w="1584"/>
-        <w:gridCol w:w="1584"/>
-        <w:gridCol w:w="1584"/>
+        <w:gridCol w:w="1322"/>
+        <w:gridCol w:w="3079"/>
+        <w:gridCol w:w="1746"/>
+        <w:gridCol w:w="2320"/>
+        <w:gridCol w:w="891"/>
       </w:tblGrid>
       <w:tr>
         <w:trPr>
           <w:tblHeader w:val="true"/>
         </w:trPr>
         <w:tc>
-          <w:tcPr/>
+          <w:tcPr>
+            <w:tcW w:w="1322" w:type="dxa"/>
+          </w:tcPr>
           <w:p>
             <w:pPr>
               <w:pStyle w:val="Compact"/>
@@ -1423,7 +1551,9 @@
           </w:p>
         </w:tc>
         <w:tc>
-          <w:tcPr/>
+          <w:tcPr>
+            <w:tcW w:w="3079" w:type="dxa"/>
+          </w:tcPr>
           <w:p>
             <w:pPr>
               <w:pStyle w:val="Compact"/>
@@ -1435,7 +1565,9 @@
           </w:p>
         </w:tc>
         <w:tc>
-          <w:tcPr/>
+          <w:tcPr>
+            <w:tcW w:w="1746" w:type="dxa"/>
+          </w:tcPr>
           <w:p>
             <w:pPr>
               <w:pStyle w:val="Compact"/>
@@ -1447,7 +1579,9 @@
           </w:p>
         </w:tc>
         <w:tc>
-          <w:tcPr/>
+          <w:tcPr>
+            <w:tcW w:w="2320" w:type="dxa"/>
+          </w:tcPr>
           <w:p>
             <w:pPr>
               <w:pStyle w:val="Compact"/>
@@ -1459,7 +1593,9 @@
           </w:p>
         </w:tc>
         <w:tc>
-          <w:tcPr/>
+          <w:tcPr>
+            <w:tcW w:w="891" w:type="dxa"/>
+          </w:tcPr>
           <w:p>
             <w:pPr>
               <w:pStyle w:val="Compact"/>
@@ -1473,7 +1609,9 @@
       </w:tr>
       <w:tr>
         <w:tc>
-          <w:tcPr/>
+          <w:tcPr>
+            <w:tcW w:w="1322" w:type="dxa"/>
+          </w:tcPr>
           <w:p>
             <w:pPr>
               <w:pStyle w:val="Compact"/>
@@ -1485,7 +1623,9 @@
           </w:p>
         </w:tc>
         <w:tc>
-          <w:tcPr/>
+          <w:tcPr>
+            <w:tcW w:w="3079" w:type="dxa"/>
+          </w:tcPr>
           <w:p>
             <w:pPr>
               <w:pStyle w:val="Compact"/>
@@ -1497,7 +1637,9 @@
           </w:p>
         </w:tc>
         <w:tc>
-          <w:tcPr/>
+          <w:tcPr>
+            <w:tcW w:w="1746" w:type="dxa"/>
+          </w:tcPr>
           <w:p>
             <w:pPr>
               <w:pStyle w:val="Compact"/>
@@ -1509,7 +1651,9 @@
           </w:p>
         </w:tc>
         <w:tc>
-          <w:tcPr/>
+          <w:tcPr>
+            <w:tcW w:w="2320" w:type="dxa"/>
+          </w:tcPr>
           <w:p>
             <w:pPr>
               <w:pStyle w:val="Compact"/>
@@ -1521,7 +1665,9 @@
           </w:p>
         </w:tc>
         <w:tc>
-          <w:tcPr/>
+          <w:tcPr>
+            <w:tcW w:w="891" w:type="dxa"/>
+          </w:tcPr>
           <w:p>
             <w:pPr>
               <w:pStyle w:val="Compact"/>
@@ -1545,23 +1691,26 @@
     <w:tbl>
       <w:tblPr>
         <w:tblStyle w:val="Table"/>
-        <w:tblW w:type="auto" w:w="0"/>
+        <w:tblW w:type="dxa" w:w="9360"/>
         <w:tblLook w:firstRow="1" w:lastRow="0" w:firstColumn="0" w:lastColumn="0" w:noHBand="0" w:noVBand="0" w:val="0020"/>
         <w:jc w:val="start"/>
+        <w:tblLayout w:type="fixed"/>
       </w:tblPr>
       <w:tblGrid>
-        <w:gridCol w:w="1584"/>
-        <w:gridCol w:w="1584"/>
-        <w:gridCol w:w="1584"/>
-        <w:gridCol w:w="1584"/>
-        <w:gridCol w:w="1584"/>
+        <w:gridCol w:w="812"/>
+        <w:gridCol w:w="1671"/>
+        <w:gridCol w:w="5059"/>
+        <w:gridCol w:w="812"/>
+        <w:gridCol w:w="1005"/>
       </w:tblGrid>
       <w:tr>
         <w:trPr>
           <w:tblHeader w:val="true"/>
         </w:trPr>
         <w:tc>
-          <w:tcPr/>
+          <w:tcPr>
+            <w:tcW w:w="812" w:type="dxa"/>
+          </w:tcPr>
           <w:p>
             <w:pPr>
               <w:pStyle w:val="Compact"/>
@@ -1573,7 +1722,9 @@
           </w:p>
         </w:tc>
         <w:tc>
-          <w:tcPr/>
+          <w:tcPr>
+            <w:tcW w:w="1671" w:type="dxa"/>
+          </w:tcPr>
           <w:p>
             <w:pPr>
               <w:pStyle w:val="Compact"/>
@@ -1585,7 +1736,9 @@
           </w:p>
         </w:tc>
         <w:tc>
-          <w:tcPr/>
+          <w:tcPr>
+            <w:tcW w:w="5059" w:type="dxa"/>
+          </w:tcPr>
           <w:p>
             <w:pPr>
               <w:pStyle w:val="Compact"/>
@@ -1597,7 +1750,9 @@
           </w:p>
         </w:tc>
         <w:tc>
-          <w:tcPr/>
+          <w:tcPr>
+            <w:tcW w:w="812" w:type="dxa"/>
+          </w:tcPr>
           <w:p>
             <w:pPr>
               <w:pStyle w:val="Compact"/>
@@ -1609,7 +1764,9 @@
           </w:p>
         </w:tc>
         <w:tc>
-          <w:tcPr/>
+          <w:tcPr>
+            <w:tcW w:w="1005" w:type="dxa"/>
+          </w:tcPr>
           <w:p>
             <w:pPr>
               <w:pStyle w:val="Compact"/>
@@ -1623,7 +1780,9 @@
       </w:tr>
       <w:tr>
         <w:tc>
-          <w:tcPr/>
+          <w:tcPr>
+            <w:tcW w:w="812" w:type="dxa"/>
+          </w:tcPr>
           <w:p>
             <w:pPr>
               <w:pStyle w:val="Compact"/>
@@ -1635,7 +1794,9 @@
           </w:p>
         </w:tc>
         <w:tc>
-          <w:tcPr/>
+          <w:tcPr>
+            <w:tcW w:w="1671" w:type="dxa"/>
+          </w:tcPr>
           <w:p>
             <w:pPr>
               <w:pStyle w:val="Compact"/>
@@ -1647,7 +1808,9 @@
           </w:p>
         </w:tc>
         <w:tc>
-          <w:tcPr/>
+          <w:tcPr>
+            <w:tcW w:w="5059" w:type="dxa"/>
+          </w:tcPr>
           <w:p>
             <w:pPr>
               <w:pStyle w:val="Compact"/>
@@ -1659,7 +1822,9 @@
           </w:p>
         </w:tc>
         <w:tc>
-          <w:tcPr/>
+          <w:tcPr>
+            <w:tcW w:w="812" w:type="dxa"/>
+          </w:tcPr>
           <w:p>
             <w:pPr>
               <w:pStyle w:val="Compact"/>
@@ -1671,7 +1836,9 @@
           </w:p>
         </w:tc>
         <w:tc>
-          <w:tcPr/>
+          <w:tcPr>
+            <w:tcW w:w="1005" w:type="dxa"/>
+          </w:tcPr>
           <w:p>
             <w:pPr>
               <w:pStyle w:val="Compact"/>
@@ -1685,7 +1852,9 @@
       </w:tr>
       <w:tr>
         <w:tc>
-          <w:tcPr/>
+          <w:tcPr>
+            <w:tcW w:w="812" w:type="dxa"/>
+          </w:tcPr>
           <w:p>
             <w:pPr>
               <w:pStyle w:val="Compact"/>
@@ -1697,7 +1866,9 @@
           </w:p>
         </w:tc>
         <w:tc>
-          <w:tcPr/>
+          <w:tcPr>
+            <w:tcW w:w="1671" w:type="dxa"/>
+          </w:tcPr>
           <w:p>
             <w:pPr>
               <w:pStyle w:val="Compact"/>
@@ -1709,7 +1880,9 @@
           </w:p>
         </w:tc>
         <w:tc>
-          <w:tcPr/>
+          <w:tcPr>
+            <w:tcW w:w="5059" w:type="dxa"/>
+          </w:tcPr>
           <w:p>
             <w:pPr>
               <w:pStyle w:val="Compact"/>
@@ -1721,7 +1894,9 @@
           </w:p>
         </w:tc>
         <w:tc>
-          <w:tcPr/>
+          <w:tcPr>
+            <w:tcW w:w="812" w:type="dxa"/>
+          </w:tcPr>
           <w:p>
             <w:pPr>
               <w:pStyle w:val="Compact"/>
@@ -1733,7 +1908,9 @@
           </w:p>
         </w:tc>
         <w:tc>
-          <w:tcPr/>
+          <w:tcPr>
+            <w:tcW w:w="1005" w:type="dxa"/>
+          </w:tcPr>
           <w:p>
             <w:pPr>
               <w:pStyle w:val="Compact"/>
@@ -1747,7 +1924,9 @@
       </w:tr>
       <w:tr>
         <w:tc>
-          <w:tcPr/>
+          <w:tcPr>
+            <w:tcW w:w="812" w:type="dxa"/>
+          </w:tcPr>
           <w:p>
             <w:pPr>
               <w:pStyle w:val="Compact"/>
@@ -1759,7 +1938,9 @@
           </w:p>
         </w:tc>
         <w:tc>
-          <w:tcPr/>
+          <w:tcPr>
+            <w:tcW w:w="1671" w:type="dxa"/>
+          </w:tcPr>
           <w:p>
             <w:pPr>
               <w:pStyle w:val="Compact"/>
@@ -1771,7 +1952,9 @@
           </w:p>
         </w:tc>
         <w:tc>
-          <w:tcPr/>
+          <w:tcPr>
+            <w:tcW w:w="5059" w:type="dxa"/>
+          </w:tcPr>
           <w:p>
             <w:pPr>
               <w:pStyle w:val="Compact"/>
@@ -1783,7 +1966,9 @@
           </w:p>
         </w:tc>
         <w:tc>
-          <w:tcPr/>
+          <w:tcPr>
+            <w:tcW w:w="812" w:type="dxa"/>
+          </w:tcPr>
           <w:p>
             <w:pPr>
               <w:pStyle w:val="Compact"/>
@@ -1795,7 +1980,9 @@
           </w:p>
         </w:tc>
         <w:tc>
-          <w:tcPr/>
+          <w:tcPr>
+            <w:tcW w:w="1005" w:type="dxa"/>
+          </w:tcPr>
           <w:p>
             <w:pPr>
               <w:pStyle w:val="Compact"/>
@@ -1809,7 +1996,9 @@
       </w:tr>
       <w:tr>
         <w:tc>
-          <w:tcPr/>
+          <w:tcPr>
+            <w:tcW w:w="812" w:type="dxa"/>
+          </w:tcPr>
           <w:p>
             <w:pPr>
               <w:pStyle w:val="Compact"/>
@@ -1821,7 +2010,9 @@
           </w:p>
         </w:tc>
         <w:tc>
-          <w:tcPr/>
+          <w:tcPr>
+            <w:tcW w:w="1671" w:type="dxa"/>
+          </w:tcPr>
           <w:p>
             <w:pPr>
               <w:pStyle w:val="Compact"/>
@@ -1833,7 +2024,9 @@
           </w:p>
         </w:tc>
         <w:tc>
-          <w:tcPr/>
+          <w:tcPr>
+            <w:tcW w:w="5059" w:type="dxa"/>
+          </w:tcPr>
           <w:p>
             <w:pPr>
               <w:pStyle w:val="Compact"/>
@@ -1845,7 +2038,9 @@
           </w:p>
         </w:tc>
         <w:tc>
-          <w:tcPr/>
+          <w:tcPr>
+            <w:tcW w:w="812" w:type="dxa"/>
+          </w:tcPr>
           <w:p>
             <w:pPr>
               <w:pStyle w:val="Compact"/>
@@ -1857,7 +2052,9 @@
           </w:p>
         </w:tc>
         <w:tc>
-          <w:tcPr/>
+          <w:tcPr>
+            <w:tcW w:w="1005" w:type="dxa"/>
+          </w:tcPr>
           <w:p>
             <w:pPr>
               <w:pStyle w:val="Compact"/>
@@ -1871,7 +2068,9 @@
       </w:tr>
       <w:tr>
         <w:tc>
-          <w:tcPr/>
+          <w:tcPr>
+            <w:tcW w:w="812" w:type="dxa"/>
+          </w:tcPr>
           <w:p>
             <w:pPr>
               <w:pStyle w:val="Compact"/>
@@ -1883,7 +2082,9 @@
           </w:p>
         </w:tc>
         <w:tc>
-          <w:tcPr/>
+          <w:tcPr>
+            <w:tcW w:w="1671" w:type="dxa"/>
+          </w:tcPr>
           <w:p>
             <w:pPr>
               <w:pStyle w:val="Compact"/>
@@ -1895,7 +2096,9 @@
           </w:p>
         </w:tc>
         <w:tc>
-          <w:tcPr/>
+          <w:tcPr>
+            <w:tcW w:w="5059" w:type="dxa"/>
+          </w:tcPr>
           <w:p>
             <w:pPr>
               <w:pStyle w:val="Compact"/>
@@ -1907,7 +2110,9 @@
           </w:p>
         </w:tc>
         <w:tc>
-          <w:tcPr/>
+          <w:tcPr>
+            <w:tcW w:w="812" w:type="dxa"/>
+          </w:tcPr>
           <w:p>
             <w:pPr>
               <w:pStyle w:val="Compact"/>
@@ -1919,7 +2124,9 @@
           </w:p>
         </w:tc>
         <w:tc>
-          <w:tcPr/>
+          <w:tcPr>
+            <w:tcW w:w="1005" w:type="dxa"/>
+          </w:tcPr>
           <w:p>
             <w:pPr>
               <w:pStyle w:val="Compact"/>
@@ -1933,7 +2140,9 @@
       </w:tr>
       <w:tr>
         <w:tc>
-          <w:tcPr/>
+          <w:tcPr>
+            <w:tcW w:w="812" w:type="dxa"/>
+          </w:tcPr>
           <w:p>
             <w:pPr>
               <w:pStyle w:val="Compact"/>
@@ -1945,7 +2154,9 @@
           </w:p>
         </w:tc>
         <w:tc>
-          <w:tcPr/>
+          <w:tcPr>
+            <w:tcW w:w="1671" w:type="dxa"/>
+          </w:tcPr>
           <w:p>
             <w:pPr>
               <w:pStyle w:val="Compact"/>
@@ -1957,7 +2168,9 @@
           </w:p>
         </w:tc>
         <w:tc>
-          <w:tcPr/>
+          <w:tcPr>
+            <w:tcW w:w="5059" w:type="dxa"/>
+          </w:tcPr>
           <w:p>
             <w:pPr>
               <w:pStyle w:val="Compact"/>
@@ -1981,7 +2194,9 @@
           </w:p>
         </w:tc>
         <w:tc>
-          <w:tcPr/>
+          <w:tcPr>
+            <w:tcW w:w="812" w:type="dxa"/>
+          </w:tcPr>
           <w:p>
             <w:pPr>
               <w:pStyle w:val="Compact"/>
@@ -1993,7 +2208,9 @@
           </w:p>
         </w:tc>
         <w:tc>
-          <w:tcPr/>
+          <w:tcPr>
+            <w:tcW w:w="1005" w:type="dxa"/>
+          </w:tcPr>
           <w:p>
             <w:pPr>
               <w:pStyle w:val="Compact"/>
@@ -2007,7 +2224,9 @@
       </w:tr>
       <w:tr>
         <w:tc>
-          <w:tcPr/>
+          <w:tcPr>
+            <w:tcW w:w="812" w:type="dxa"/>
+          </w:tcPr>
           <w:p>
             <w:pPr>
               <w:pStyle w:val="Compact"/>
@@ -2019,7 +2238,9 @@
           </w:p>
         </w:tc>
         <w:tc>
-          <w:tcPr/>
+          <w:tcPr>
+            <w:tcW w:w="1671" w:type="dxa"/>
+          </w:tcPr>
           <w:p>
             <w:pPr>
               <w:pStyle w:val="Compact"/>
@@ -2031,7 +2252,9 @@
           </w:p>
         </w:tc>
         <w:tc>
-          <w:tcPr/>
+          <w:tcPr>
+            <w:tcW w:w="5059" w:type="dxa"/>
+          </w:tcPr>
           <w:p>
             <w:pPr>
               <w:pStyle w:val="Compact"/>
@@ -2043,7 +2266,9 @@
           </w:p>
         </w:tc>
         <w:tc>
-          <w:tcPr/>
+          <w:tcPr>
+            <w:tcW w:w="812" w:type="dxa"/>
+          </w:tcPr>
           <w:p>
             <w:pPr>
               <w:pStyle w:val="Compact"/>
@@ -2055,7 +2280,9 @@
           </w:p>
         </w:tc>
         <w:tc>
-          <w:tcPr/>
+          <w:tcPr>
+            <w:tcW w:w="1005" w:type="dxa"/>
+          </w:tcPr>
           <w:p>
             <w:pPr>
               <w:pStyle w:val="Compact"/>
@@ -2069,7 +2296,9 @@
       </w:tr>
       <w:tr>
         <w:tc>
-          <w:tcPr/>
+          <w:tcPr>
+            <w:tcW w:w="812" w:type="dxa"/>
+          </w:tcPr>
           <w:p>
             <w:pPr>
               <w:pStyle w:val="Compact"/>
@@ -2081,7 +2310,9 @@
           </w:p>
         </w:tc>
         <w:tc>
-          <w:tcPr/>
+          <w:tcPr>
+            <w:tcW w:w="1671" w:type="dxa"/>
+          </w:tcPr>
           <w:p>
             <w:pPr>
               <w:pStyle w:val="Compact"/>
@@ -2093,7 +2324,9 @@
           </w:p>
         </w:tc>
         <w:tc>
-          <w:tcPr/>
+          <w:tcPr>
+            <w:tcW w:w="5059" w:type="dxa"/>
+          </w:tcPr>
           <w:p>
             <w:pPr>
               <w:pStyle w:val="Compact"/>
@@ -2105,7 +2338,9 @@
           </w:p>
         </w:tc>
         <w:tc>
-          <w:tcPr/>
+          <w:tcPr>
+            <w:tcW w:w="812" w:type="dxa"/>
+          </w:tcPr>
           <w:p>
             <w:pPr>
               <w:pStyle w:val="Compact"/>
@@ -2117,7 +2352,9 @@
           </w:p>
         </w:tc>
         <w:tc>
-          <w:tcPr/>
+          <w:tcPr>
+            <w:tcW w:w="1005" w:type="dxa"/>
+          </w:tcPr>
           <w:p>
             <w:pPr>
               <w:pStyle w:val="Compact"/>
@@ -2131,7 +2368,9 @@
       </w:tr>
       <w:tr>
         <w:tc>
-          <w:tcPr/>
+          <w:tcPr>
+            <w:tcW w:w="812" w:type="dxa"/>
+          </w:tcPr>
           <w:p>
             <w:pPr>
               <w:pStyle w:val="Compact"/>
@@ -2143,7 +2382,9 @@
           </w:p>
         </w:tc>
         <w:tc>
-          <w:tcPr/>
+          <w:tcPr>
+            <w:tcW w:w="1671" w:type="dxa"/>
+          </w:tcPr>
           <w:p>
             <w:pPr>
               <w:pStyle w:val="Compact"/>
@@ -2155,7 +2396,9 @@
           </w:p>
         </w:tc>
         <w:tc>
-          <w:tcPr/>
+          <w:tcPr>
+            <w:tcW w:w="5059" w:type="dxa"/>
+          </w:tcPr>
           <w:p>
             <w:pPr>
               <w:pStyle w:val="Compact"/>
@@ -2176,7 +2419,9 @@
           </w:p>
         </w:tc>
         <w:tc>
-          <w:tcPr/>
+          <w:tcPr>
+            <w:tcW w:w="812" w:type="dxa"/>
+          </w:tcPr>
           <w:p>
             <w:pPr>
               <w:pStyle w:val="Compact"/>
@@ -2188,7 +2433,9 @@
           </w:p>
         </w:tc>
         <w:tc>
-          <w:tcPr/>
+          <w:tcPr>
+            <w:tcW w:w="1005" w:type="dxa"/>
+          </w:tcPr>
           <w:p>
             <w:pPr>
               <w:pStyle w:val="Compact"/>
@@ -2222,23 +2469,26 @@
     <w:tbl>
       <w:tblPr>
         <w:tblStyle w:val="Table"/>
-        <w:tblW w:type="auto" w:w="0"/>
+        <w:tblW w:type="dxa" w:w="9360"/>
         <w:tblLook w:firstRow="1" w:lastRow="0" w:firstColumn="0" w:lastColumn="0" w:noHBand="0" w:noVBand="0" w:val="0020"/>
         <w:jc w:val="start"/>
+        <w:tblLayout w:type="fixed"/>
       </w:tblPr>
       <w:tblGrid>
-        <w:gridCol w:w="1584"/>
-        <w:gridCol w:w="1584"/>
-        <w:gridCol w:w="1584"/>
-        <w:gridCol w:w="1584"/>
-        <w:gridCol w:w="1584"/>
+        <w:gridCol w:w="868"/>
+        <w:gridCol w:w="2760"/>
+        <w:gridCol w:w="1571"/>
+        <w:gridCol w:w="2786"/>
+        <w:gridCol w:w="1373"/>
       </w:tblGrid>
       <w:tr>
         <w:trPr>
           <w:tblHeader w:val="true"/>
         </w:trPr>
         <w:tc>
-          <w:tcPr/>
+          <w:tcPr>
+            <w:tcW w:w="868" w:type="dxa"/>
+          </w:tcPr>
           <w:p>
             <w:pPr>
               <w:pStyle w:val="Compact"/>
@@ -2250,7 +2500,9 @@
           </w:p>
         </w:tc>
         <w:tc>
-          <w:tcPr/>
+          <w:tcPr>
+            <w:tcW w:w="2760" w:type="dxa"/>
+          </w:tcPr>
           <w:p>
             <w:pPr>
               <w:pStyle w:val="Compact"/>
@@ -2262,7 +2514,9 @@
           </w:p>
         </w:tc>
         <w:tc>
-          <w:tcPr/>
+          <w:tcPr>
+            <w:tcW w:w="1571" w:type="dxa"/>
+          </w:tcPr>
           <w:p>
             <w:pPr>
               <w:pStyle w:val="Compact"/>
@@ -2274,7 +2528,9 @@
           </w:p>
         </w:tc>
         <w:tc>
-          <w:tcPr/>
+          <w:tcPr>
+            <w:tcW w:w="2786" w:type="dxa"/>
+          </w:tcPr>
           <w:p>
             <w:pPr>
               <w:pStyle w:val="Compact"/>
@@ -2286,7 +2542,9 @@
           </w:p>
         </w:tc>
         <w:tc>
-          <w:tcPr/>
+          <w:tcPr>
+            <w:tcW w:w="1373" w:type="dxa"/>
+          </w:tcPr>
           <w:p>
             <w:pPr>
               <w:pStyle w:val="Compact"/>
@@ -2300,7 +2558,9 @@
       </w:tr>
       <w:tr>
         <w:tc>
-          <w:tcPr/>
+          <w:tcPr>
+            <w:tcW w:w="868" w:type="dxa"/>
+          </w:tcPr>
           <w:p>
             <w:pPr>
               <w:pStyle w:val="Compact"/>
@@ -2312,7 +2572,9 @@
           </w:p>
         </w:tc>
         <w:tc>
-          <w:tcPr/>
+          <w:tcPr>
+            <w:tcW w:w="2760" w:type="dxa"/>
+          </w:tcPr>
           <w:p>
             <w:pPr>
               <w:pStyle w:val="Compact"/>
@@ -2324,7 +2586,9 @@
           </w:p>
         </w:tc>
         <w:tc>
-          <w:tcPr/>
+          <w:tcPr>
+            <w:tcW w:w="1571" w:type="dxa"/>
+          </w:tcPr>
           <w:p>
             <w:pPr>
               <w:pStyle w:val="Compact"/>
@@ -2336,7 +2600,9 @@
           </w:p>
         </w:tc>
         <w:tc>
-          <w:tcPr/>
+          <w:tcPr>
+            <w:tcW w:w="2786" w:type="dxa"/>
+          </w:tcPr>
           <w:p>
             <w:pPr>
               <w:pStyle w:val="Compact"/>
@@ -2348,7 +2614,9 @@
           </w:p>
         </w:tc>
         <w:tc>
-          <w:tcPr/>
+          <w:tcPr>
+            <w:tcW w:w="1373" w:type="dxa"/>
+          </w:tcPr>
           <w:p>
             <w:pPr>
               <w:pStyle w:val="Compact"/>
@@ -2374,23 +2642,26 @@
     <w:tbl>
       <w:tblPr>
         <w:tblStyle w:val="Table"/>
-        <w:tblW w:type="auto" w:w="0"/>
+        <w:tblW w:type="dxa" w:w="9360"/>
         <w:tblLook w:firstRow="1" w:lastRow="0" w:firstColumn="0" w:lastColumn="0" w:noHBand="0" w:noVBand="0" w:val="0020"/>
         <w:jc w:val="start"/>
+        <w:tblLayout w:type="fixed"/>
       </w:tblPr>
       <w:tblGrid>
-        <w:gridCol w:w="1584"/>
-        <w:gridCol w:w="1584"/>
-        <w:gridCol w:w="1584"/>
-        <w:gridCol w:w="1584"/>
-        <w:gridCol w:w="1584"/>
+        <w:gridCol w:w="826"/>
+        <w:gridCol w:w="1718"/>
+        <w:gridCol w:w="2791"/>
+        <w:gridCol w:w="3196"/>
+        <w:gridCol w:w="826"/>
       </w:tblGrid>
       <w:tr>
         <w:trPr>
           <w:tblHeader w:val="true"/>
         </w:trPr>
         <w:tc>
-          <w:tcPr/>
+          <w:tcPr>
+            <w:tcW w:w="826" w:type="dxa"/>
+          </w:tcPr>
           <w:p>
             <w:pPr>
               <w:pStyle w:val="Compact"/>
@@ -2402,7 +2673,9 @@
           </w:p>
         </w:tc>
         <w:tc>
-          <w:tcPr/>
+          <w:tcPr>
+            <w:tcW w:w="1718" w:type="dxa"/>
+          </w:tcPr>
           <w:p>
             <w:pPr>
               <w:pStyle w:val="Compact"/>
@@ -2414,7 +2687,9 @@
           </w:p>
         </w:tc>
         <w:tc>
-          <w:tcPr/>
+          <w:tcPr>
+            <w:tcW w:w="2791" w:type="dxa"/>
+          </w:tcPr>
           <w:p>
             <w:pPr>
               <w:pStyle w:val="Compact"/>
@@ -2426,7 +2701,9 @@
           </w:p>
         </w:tc>
         <w:tc>
-          <w:tcPr/>
+          <w:tcPr>
+            <w:tcW w:w="3196" w:type="dxa"/>
+          </w:tcPr>
           <w:p>
             <w:pPr>
               <w:pStyle w:val="Compact"/>
@@ -2438,7 +2715,9 @@
           </w:p>
         </w:tc>
         <w:tc>
-          <w:tcPr/>
+          <w:tcPr>
+            <w:tcW w:w="826" w:type="dxa"/>
+          </w:tcPr>
           <w:p>
             <w:pPr>
               <w:pStyle w:val="Compact"/>
@@ -2452,7 +2731,9 @@
       </w:tr>
       <w:tr>
         <w:tc>
-          <w:tcPr/>
+          <w:tcPr>
+            <w:tcW w:w="826" w:type="dxa"/>
+          </w:tcPr>
           <w:p>
             <w:pPr>
               <w:pStyle w:val="Compact"/>
@@ -2464,7 +2745,9 @@
           </w:p>
         </w:tc>
         <w:tc>
-          <w:tcPr/>
+          <w:tcPr>
+            <w:tcW w:w="1718" w:type="dxa"/>
+          </w:tcPr>
           <w:p>
             <w:pPr>
               <w:pStyle w:val="Compact"/>
@@ -2476,7 +2759,9 @@
           </w:p>
         </w:tc>
         <w:tc>
-          <w:tcPr/>
+          <w:tcPr>
+            <w:tcW w:w="2791" w:type="dxa"/>
+          </w:tcPr>
           <w:p>
             <w:pPr>
               <w:pStyle w:val="Compact"/>
@@ -2488,7 +2773,9 @@
           </w:p>
         </w:tc>
         <w:tc>
-          <w:tcPr/>
+          <w:tcPr>
+            <w:tcW w:w="3196" w:type="dxa"/>
+          </w:tcPr>
           <w:p>
             <w:pPr>
               <w:pStyle w:val="Compact"/>
@@ -2500,7 +2787,9 @@
           </w:p>
         </w:tc>
         <w:tc>
-          <w:tcPr/>
+          <w:tcPr>
+            <w:tcW w:w="826" w:type="dxa"/>
+          </w:tcPr>
           <w:p>
             <w:pPr>
               <w:pStyle w:val="Compact"/>
@@ -2517,22 +2806,25 @@
     <w:tbl>
       <w:tblPr>
         <w:tblStyle w:val="Table"/>
-        <w:tblW w:type="auto" w:w="0"/>
+        <w:tblW w:type="dxa" w:w="9360"/>
         <w:tblLook w:firstRow="1" w:lastRow="0" w:firstColumn="0" w:lastColumn="0" w:noHBand="0" w:noVBand="0" w:val="0020"/>
         <w:jc w:val="start"/>
+        <w:tblLayout w:type="fixed"/>
       </w:tblPr>
       <w:tblGrid>
-        <w:gridCol w:w="1980"/>
-        <w:gridCol w:w="1980"/>
-        <w:gridCol w:w="1980"/>
-        <w:gridCol w:w="1980"/>
+        <w:gridCol w:w="852"/>
+        <w:gridCol w:w="3331"/>
+        <w:gridCol w:w="2645"/>
+        <w:gridCol w:w="2530"/>
       </w:tblGrid>
       <w:tr>
         <w:trPr>
           <w:tblHeader w:val="true"/>
         </w:trPr>
         <w:tc>
-          <w:tcPr/>
+          <w:tcPr>
+            <w:tcW w:w="852" w:type="dxa"/>
+          </w:tcPr>
           <w:p>
             <w:pPr>
               <w:pStyle w:val="Compact"/>
@@ -2544,7 +2836,9 @@
           </w:p>
         </w:tc>
         <w:tc>
-          <w:tcPr/>
+          <w:tcPr>
+            <w:tcW w:w="3331" w:type="dxa"/>
+          </w:tcPr>
           <w:p>
             <w:pPr>
               <w:pStyle w:val="Compact"/>
@@ -2556,7 +2850,9 @@
           </w:p>
         </w:tc>
         <w:tc>
-          <w:tcPr/>
+          <w:tcPr>
+            <w:tcW w:w="2645" w:type="dxa"/>
+          </w:tcPr>
           <w:p>
             <w:pPr>
               <w:pStyle w:val="Compact"/>
@@ -2568,7 +2864,9 @@
           </w:p>
         </w:tc>
         <w:tc>
-          <w:tcPr/>
+          <w:tcPr>
+            <w:tcW w:w="2530" w:type="dxa"/>
+          </w:tcPr>
           <w:p>
             <w:pPr>
               <w:pStyle w:val="Compact"/>
@@ -2582,7 +2880,9 @@
       </w:tr>
       <w:tr>
         <w:tc>
-          <w:tcPr/>
+          <w:tcPr>
+            <w:tcW w:w="852" w:type="dxa"/>
+          </w:tcPr>
           <w:p>
             <w:pPr>
               <w:pStyle w:val="Compact"/>
@@ -2594,7 +2894,9 @@
           </w:p>
         </w:tc>
         <w:tc>
-          <w:tcPr/>
+          <w:tcPr>
+            <w:tcW w:w="3331" w:type="dxa"/>
+          </w:tcPr>
           <w:p>
             <w:pPr>
               <w:pStyle w:val="Compact"/>
@@ -2606,7 +2908,9 @@
           </w:p>
         </w:tc>
         <w:tc>
-          <w:tcPr/>
+          <w:tcPr>
+            <w:tcW w:w="2645" w:type="dxa"/>
+          </w:tcPr>
           <w:p>
             <w:pPr>
               <w:pStyle w:val="Compact"/>
@@ -2618,7 +2922,9 @@
           </w:p>
         </w:tc>
         <w:tc>
-          <w:tcPr/>
+          <w:tcPr>
+            <w:tcW w:w="2530" w:type="dxa"/>
+          </w:tcPr>
           <w:p>
             <w:pPr>
               <w:pStyle w:val="Compact"/>
@@ -2632,7 +2938,9 @@
       </w:tr>
       <w:tr>
         <w:tc>
-          <w:tcPr/>
+          <w:tcPr>
+            <w:tcW w:w="852" w:type="dxa"/>
+          </w:tcPr>
           <w:p>
             <w:pPr>
               <w:pStyle w:val="Compact"/>
@@ -2644,7 +2952,9 @@
           </w:p>
         </w:tc>
         <w:tc>
-          <w:tcPr/>
+          <w:tcPr>
+            <w:tcW w:w="3331" w:type="dxa"/>
+          </w:tcPr>
           <w:p>
             <w:pPr>
               <w:pStyle w:val="Compact"/>
@@ -2656,7 +2966,9 @@
           </w:p>
         </w:tc>
         <w:tc>
-          <w:tcPr/>
+          <w:tcPr>
+            <w:tcW w:w="2645" w:type="dxa"/>
+          </w:tcPr>
           <w:p>
             <w:pPr>
               <w:pStyle w:val="Compact"/>
@@ -2668,7 +2980,9 @@
           </w:p>
         </w:tc>
         <w:tc>
-          <w:tcPr/>
+          <w:tcPr>
+            <w:tcW w:w="2530" w:type="dxa"/>
+          </w:tcPr>
           <w:p>
             <w:pPr>
               <w:pStyle w:val="Compact"/>
@@ -2682,7 +2996,9 @@
       </w:tr>
       <w:tr>
         <w:tc>
-          <w:tcPr/>
+          <w:tcPr>
+            <w:tcW w:w="852" w:type="dxa"/>
+          </w:tcPr>
           <w:p>
             <w:pPr>
               <w:pStyle w:val="Compact"/>
@@ -2694,7 +3010,9 @@
           </w:p>
         </w:tc>
         <w:tc>
-          <w:tcPr/>
+          <w:tcPr>
+            <w:tcW w:w="3331" w:type="dxa"/>
+          </w:tcPr>
           <w:p>
             <w:pPr>
               <w:pStyle w:val="Compact"/>
@@ -2706,7 +3024,9 @@
           </w:p>
         </w:tc>
         <w:tc>
-          <w:tcPr/>
+          <w:tcPr>
+            <w:tcW w:w="2645" w:type="dxa"/>
+          </w:tcPr>
           <w:p>
             <w:pPr>
               <w:pStyle w:val="Compact"/>
@@ -2718,7 +3038,9 @@
           </w:p>
         </w:tc>
         <w:tc>
-          <w:tcPr/>
+          <w:tcPr>
+            <w:tcW w:w="2530" w:type="dxa"/>
+          </w:tcPr>
           <w:p>
             <w:pPr>
               <w:pStyle w:val="Compact"/>
@@ -2732,7 +3054,9 @@
       </w:tr>
       <w:tr>
         <w:tc>
-          <w:tcPr/>
+          <w:tcPr>
+            <w:tcW w:w="852" w:type="dxa"/>
+          </w:tcPr>
           <w:p>
             <w:pPr>
               <w:pStyle w:val="Compact"/>
@@ -2744,7 +3068,9 @@
           </w:p>
         </w:tc>
         <w:tc>
-          <w:tcPr/>
+          <w:tcPr>
+            <w:tcW w:w="3331" w:type="dxa"/>
+          </w:tcPr>
           <w:p>
             <w:pPr>
               <w:pStyle w:val="Compact"/>
@@ -2756,7 +3082,9 @@
           </w:p>
         </w:tc>
         <w:tc>
-          <w:tcPr/>
+          <w:tcPr>
+            <w:tcW w:w="2645" w:type="dxa"/>
+          </w:tcPr>
           <w:p>
             <w:pPr>
               <w:pStyle w:val="Compact"/>
@@ -2768,7 +3096,9 @@
           </w:p>
         </w:tc>
         <w:tc>
-          <w:tcPr/>
+          <w:tcPr>
+            <w:tcW w:w="2530" w:type="dxa"/>
+          </w:tcPr>
           <w:p>
             <w:pPr>
               <w:pStyle w:val="Compact"/>
@@ -2882,20 +3212,23 @@
     <w:tbl>
       <w:tblPr>
         <w:tblStyle w:val="Table"/>
-        <w:tblW w:type="auto" w:w="0"/>
+        <w:tblW w:type="dxa" w:w="9360"/>
         <w:tblLook w:firstRow="1" w:lastRow="0" w:firstColumn="0" w:lastColumn="0" w:noHBand="0" w:noVBand="0" w:val="0020"/>
         <w:jc w:val="start"/>
+        <w:tblLayout w:type="fixed"/>
       </w:tblPr>
       <w:tblGrid>
-        <w:gridCol w:w="3960"/>
-        <w:gridCol w:w="3960"/>
+        <w:gridCol w:w="5666"/>
+        <w:gridCol w:w="3693"/>
       </w:tblGrid>
       <w:tr>
         <w:trPr>
           <w:tblHeader w:val="true"/>
         </w:trPr>
         <w:tc>
-          <w:tcPr/>
+          <w:tcPr>
+            <w:tcW w:w="5666" w:type="dxa"/>
+          </w:tcPr>
           <w:p>
             <w:pPr>
               <w:pStyle w:val="Compact"/>
@@ -2907,7 +3240,9 @@
           </w:p>
         </w:tc>
         <w:tc>
-          <w:tcPr/>
+          <w:tcPr>
+            <w:tcW w:w="3693" w:type="dxa"/>
+          </w:tcPr>
           <w:p>
             <w:pPr>
               <w:pStyle w:val="Compact"/>
@@ -2921,7 +3256,9 @@
       </w:tr>
       <w:tr>
         <w:tc>
-          <w:tcPr/>
+          <w:tcPr>
+            <w:tcW w:w="5666" w:type="dxa"/>
+          </w:tcPr>
           <w:p>
             <w:pPr>
               <w:pStyle w:val="Compact"/>
@@ -2933,7 +3270,9 @@
           </w:p>
         </w:tc>
         <w:tc>
-          <w:tcPr/>
+          <w:tcPr>
+            <w:tcW w:w="3693" w:type="dxa"/>
+          </w:tcPr>
           <w:p>
             <w:pPr>
               <w:pStyle w:val="Compact"/>
@@ -2947,7 +3286,9 @@
       </w:tr>
       <w:tr>
         <w:tc>
-          <w:tcPr/>
+          <w:tcPr>
+            <w:tcW w:w="5666" w:type="dxa"/>
+          </w:tcPr>
           <w:p>
             <w:pPr>
               <w:pStyle w:val="Compact"/>
@@ -2959,7 +3300,9 @@
           </w:p>
         </w:tc>
         <w:tc>
-          <w:tcPr/>
+          <w:tcPr>
+            <w:tcW w:w="3693" w:type="dxa"/>
+          </w:tcPr>
           <w:p>
             <w:pPr>
               <w:pStyle w:val="Compact"/>
@@ -2973,7 +3316,9 @@
       </w:tr>
       <w:tr>
         <w:tc>
-          <w:tcPr/>
+          <w:tcPr>
+            <w:tcW w:w="5666" w:type="dxa"/>
+          </w:tcPr>
           <w:p>
             <w:pPr>
               <w:pStyle w:val="Compact"/>
@@ -2985,7 +3330,9 @@
           </w:p>
         </w:tc>
         <w:tc>
-          <w:tcPr/>
+          <w:tcPr>
+            <w:tcW w:w="3693" w:type="dxa"/>
+          </w:tcPr>
           <w:p>
             <w:pPr>
               <w:pStyle w:val="Compact"/>
@@ -2999,7 +3346,9 @@
       </w:tr>
       <w:tr>
         <w:tc>
-          <w:tcPr/>
+          <w:tcPr>
+            <w:tcW w:w="5666" w:type="dxa"/>
+          </w:tcPr>
           <w:p>
             <w:pPr>
               <w:pStyle w:val="Compact"/>
@@ -3011,7 +3360,9 @@
           </w:p>
         </w:tc>
         <w:tc>
-          <w:tcPr/>
+          <w:tcPr>
+            <w:tcW w:w="3693" w:type="dxa"/>
+          </w:tcPr>
           <w:p>
             <w:pPr>
               <w:pStyle w:val="Compact"/>
@@ -3025,7 +3376,9 @@
       </w:tr>
       <w:tr>
         <w:tc>
-          <w:tcPr/>
+          <w:tcPr>
+            <w:tcW w:w="5666" w:type="dxa"/>
+          </w:tcPr>
           <w:p>
             <w:pPr>
               <w:pStyle w:val="Compact"/>
@@ -3037,7 +3390,9 @@
           </w:p>
         </w:tc>
         <w:tc>
-          <w:tcPr/>
+          <w:tcPr>
+            <w:tcW w:w="3693" w:type="dxa"/>
+          </w:tcPr>
           <w:p>
             <w:pPr>
               <w:pStyle w:val="Compact"/>
@@ -3051,7 +3406,9 @@
       </w:tr>
       <w:tr>
         <w:tc>
-          <w:tcPr/>
+          <w:tcPr>
+            <w:tcW w:w="5666" w:type="dxa"/>
+          </w:tcPr>
           <w:p>
             <w:pPr>
               <w:pStyle w:val="Compact"/>
@@ -3063,7 +3420,9 @@
           </w:p>
         </w:tc>
         <w:tc>
-          <w:tcPr/>
+          <w:tcPr>
+            <w:tcW w:w="3693" w:type="dxa"/>
+          </w:tcPr>
           <w:p>
             <w:pPr>
               <w:pStyle w:val="Compact"/>
@@ -3080,23 +3439,26 @@
     <w:tbl>
       <w:tblPr>
         <w:tblStyle w:val="Table"/>
-        <w:tblW w:type="auto" w:w="0"/>
+        <w:tblW w:type="dxa" w:w="9360"/>
         <w:tblLook w:firstRow="1" w:lastRow="0" w:firstColumn="0" w:lastColumn="0" w:noHBand="0" w:noVBand="0" w:val="0020"/>
         <w:jc w:val="start"/>
+        <w:tblLayout w:type="fixed"/>
       </w:tblPr>
       <w:tblGrid>
-        <w:gridCol w:w="1584"/>
-        <w:gridCol w:w="1584"/>
-        <w:gridCol w:w="1584"/>
-        <w:gridCol w:w="1584"/>
-        <w:gridCol w:w="1584"/>
+        <w:gridCol w:w="1820"/>
+        <w:gridCol w:w="863"/>
+        <w:gridCol w:w="4126"/>
+        <w:gridCol w:w="863"/>
+        <w:gridCol w:w="1685"/>
       </w:tblGrid>
       <w:tr>
         <w:trPr>
           <w:tblHeader w:val="true"/>
         </w:trPr>
         <w:tc>
-          <w:tcPr/>
+          <w:tcPr>
+            <w:tcW w:w="1820" w:type="dxa"/>
+          </w:tcPr>
           <w:p>
             <w:pPr>
               <w:pStyle w:val="Compact"/>
@@ -3108,7 +3470,9 @@
           </w:p>
         </w:tc>
         <w:tc>
-          <w:tcPr/>
+          <w:tcPr>
+            <w:tcW w:w="863" w:type="dxa"/>
+          </w:tcPr>
           <w:p>
             <w:pPr>
               <w:pStyle w:val="Compact"/>
@@ -3120,7 +3484,9 @@
           </w:p>
         </w:tc>
         <w:tc>
-          <w:tcPr/>
+          <w:tcPr>
+            <w:tcW w:w="4126" w:type="dxa"/>
+          </w:tcPr>
           <w:p>
             <w:pPr>
               <w:pStyle w:val="Compact"/>
@@ -3132,7 +3498,9 @@
           </w:p>
         </w:tc>
         <w:tc>
-          <w:tcPr/>
+          <w:tcPr>
+            <w:tcW w:w="863" w:type="dxa"/>
+          </w:tcPr>
           <w:p>
             <w:pPr>
               <w:pStyle w:val="Compact"/>
@@ -3144,7 +3512,9 @@
           </w:p>
         </w:tc>
         <w:tc>
-          <w:tcPr/>
+          <w:tcPr>
+            <w:tcW w:w="1685" w:type="dxa"/>
+          </w:tcPr>
           <w:p>
             <w:pPr>
               <w:pStyle w:val="Compact"/>
@@ -3158,7 +3528,9 @@
       </w:tr>
       <w:tr>
         <w:tc>
-          <w:tcPr/>
+          <w:tcPr>
+            <w:tcW w:w="1820" w:type="dxa"/>
+          </w:tcPr>
           <w:p>
             <w:pPr>
               <w:pStyle w:val="Compact"/>
@@ -3170,7 +3542,9 @@
           </w:p>
         </w:tc>
         <w:tc>
-          <w:tcPr/>
+          <w:tcPr>
+            <w:tcW w:w="863" w:type="dxa"/>
+          </w:tcPr>
           <w:p>
             <w:pPr>
               <w:pStyle w:val="Compact"/>
@@ -3182,7 +3556,9 @@
           </w:p>
         </w:tc>
         <w:tc>
-          <w:tcPr/>
+          <w:tcPr>
+            <w:tcW w:w="4126" w:type="dxa"/>
+          </w:tcPr>
           <w:p>
             <w:pPr>
               <w:pStyle w:val="Compact"/>
@@ -3194,7 +3570,9 @@
           </w:p>
         </w:tc>
         <w:tc>
-          <w:tcPr/>
+          <w:tcPr>
+            <w:tcW w:w="863" w:type="dxa"/>
+          </w:tcPr>
           <w:p>
             <w:pPr>
               <w:pStyle w:val="Compact"/>
@@ -3206,7 +3584,9 @@
           </w:p>
         </w:tc>
         <w:tc>
-          <w:tcPr/>
+          <w:tcPr>
+            <w:tcW w:w="1685" w:type="dxa"/>
+          </w:tcPr>
           <w:p>
             <w:pPr>
               <w:pStyle w:val="Compact"/>
@@ -3220,7 +3600,9 @@
       </w:tr>
       <w:tr>
         <w:tc>
-          <w:tcPr/>
+          <w:tcPr>
+            <w:tcW w:w="1820" w:type="dxa"/>
+          </w:tcPr>
           <w:p>
             <w:pPr>
               <w:pStyle w:val="Compact"/>
@@ -3232,7 +3614,9 @@
           </w:p>
         </w:tc>
         <w:tc>
-          <w:tcPr/>
+          <w:tcPr>
+            <w:tcW w:w="863" w:type="dxa"/>
+          </w:tcPr>
           <w:p>
             <w:pPr>
               <w:pStyle w:val="Compact"/>
@@ -3244,7 +3628,9 @@
           </w:p>
         </w:tc>
         <w:tc>
-          <w:tcPr/>
+          <w:tcPr>
+            <w:tcW w:w="4126" w:type="dxa"/>
+          </w:tcPr>
           <w:p>
             <w:pPr>
               <w:pStyle w:val="Compact"/>
@@ -3256,7 +3642,9 @@
           </w:p>
         </w:tc>
         <w:tc>
-          <w:tcPr/>
+          <w:tcPr>
+            <w:tcW w:w="863" w:type="dxa"/>
+          </w:tcPr>
           <w:p>
             <w:pPr>
               <w:pStyle w:val="Compact"/>
@@ -3268,7 +3656,9 @@
           </w:p>
         </w:tc>
         <w:tc>
-          <w:tcPr/>
+          <w:tcPr>
+            <w:tcW w:w="1685" w:type="dxa"/>
+          </w:tcPr>
           <w:p>
             <w:pPr>
               <w:pStyle w:val="Compact"/>
@@ -3282,7 +3672,9 @@
       </w:tr>
       <w:tr>
         <w:tc>
-          <w:tcPr/>
+          <w:tcPr>
+            <w:tcW w:w="1820" w:type="dxa"/>
+          </w:tcPr>
           <w:p>
             <w:pPr>
               <w:pStyle w:val="Compact"/>
@@ -3294,7 +3686,9 @@
           </w:p>
         </w:tc>
         <w:tc>
-          <w:tcPr/>
+          <w:tcPr>
+            <w:tcW w:w="863" w:type="dxa"/>
+          </w:tcPr>
           <w:p>
             <w:pPr>
               <w:pStyle w:val="Compact"/>
@@ -3306,7 +3700,9 @@
           </w:p>
         </w:tc>
         <w:tc>
-          <w:tcPr/>
+          <w:tcPr>
+            <w:tcW w:w="4126" w:type="dxa"/>
+          </w:tcPr>
           <w:p>
             <w:pPr>
               <w:pStyle w:val="Compact"/>
@@ -3318,7 +3714,9 @@
           </w:p>
         </w:tc>
         <w:tc>
-          <w:tcPr/>
+          <w:tcPr>
+            <w:tcW w:w="863" w:type="dxa"/>
+          </w:tcPr>
           <w:p>
             <w:pPr>
               <w:pStyle w:val="Compact"/>
@@ -3330,7 +3728,9 @@
           </w:p>
         </w:tc>
         <w:tc>
-          <w:tcPr/>
+          <w:tcPr>
+            <w:tcW w:w="1685" w:type="dxa"/>
+          </w:tcPr>
           <w:p>
             <w:pPr>
               <w:pStyle w:val="Compact"/>
@@ -3344,7 +3744,9 @@
       </w:tr>
       <w:tr>
         <w:tc>
-          <w:tcPr/>
+          <w:tcPr>
+            <w:tcW w:w="1820" w:type="dxa"/>
+          </w:tcPr>
           <w:p>
             <w:pPr>
               <w:pStyle w:val="Compact"/>
@@ -3356,7 +3758,9 @@
           </w:p>
         </w:tc>
         <w:tc>
-          <w:tcPr/>
+          <w:tcPr>
+            <w:tcW w:w="863" w:type="dxa"/>
+          </w:tcPr>
           <w:p>
             <w:pPr>
               <w:pStyle w:val="Compact"/>
@@ -3368,7 +3772,9 @@
           </w:p>
         </w:tc>
         <w:tc>
-          <w:tcPr/>
+          <w:tcPr>
+            <w:tcW w:w="4126" w:type="dxa"/>
+          </w:tcPr>
           <w:p>
             <w:pPr>
               <w:pStyle w:val="Compact"/>
@@ -3380,7 +3786,9 @@
           </w:p>
         </w:tc>
         <w:tc>
-          <w:tcPr/>
+          <w:tcPr>
+            <w:tcW w:w="863" w:type="dxa"/>
+          </w:tcPr>
           <w:p>
             <w:pPr>
               <w:pStyle w:val="Compact"/>
@@ -3392,7 +3800,9 @@
           </w:p>
         </w:tc>
         <w:tc>
-          <w:tcPr/>
+          <w:tcPr>
+            <w:tcW w:w="1685" w:type="dxa"/>
+          </w:tcPr>
           <w:p>
             <w:pPr>
               <w:pStyle w:val="Compact"/>
@@ -3406,7 +3816,9 @@
       </w:tr>
       <w:tr>
         <w:tc>
-          <w:tcPr/>
+          <w:tcPr>
+            <w:tcW w:w="1820" w:type="dxa"/>
+          </w:tcPr>
           <w:p>
             <w:pPr>
               <w:pStyle w:val="Compact"/>
@@ -3418,7 +3830,9 @@
           </w:p>
         </w:tc>
         <w:tc>
-          <w:tcPr/>
+          <w:tcPr>
+            <w:tcW w:w="863" w:type="dxa"/>
+          </w:tcPr>
           <w:p>
             <w:pPr>
               <w:pStyle w:val="Compact"/>
@@ -3430,7 +3844,9 @@
           </w:p>
         </w:tc>
         <w:tc>
-          <w:tcPr/>
+          <w:tcPr>
+            <w:tcW w:w="4126" w:type="dxa"/>
+          </w:tcPr>
           <w:p>
             <w:pPr>
               <w:pStyle w:val="Compact"/>
@@ -3442,7 +3858,9 @@
           </w:p>
         </w:tc>
         <w:tc>
-          <w:tcPr/>
+          <w:tcPr>
+            <w:tcW w:w="863" w:type="dxa"/>
+          </w:tcPr>
           <w:p>
             <w:pPr>
               <w:pStyle w:val="Compact"/>
@@ -3454,7 +3872,9 @@
           </w:p>
         </w:tc>
         <w:tc>
-          <w:tcPr/>
+          <w:tcPr>
+            <w:tcW w:w="1685" w:type="dxa"/>
+          </w:tcPr>
           <w:p>
             <w:pPr>
               <w:pStyle w:val="Compact"/>
@@ -3498,23 +3918,26 @@
     <w:tbl>
       <w:tblPr>
         <w:tblStyle w:val="Table"/>
-        <w:tblW w:type="auto" w:w="0"/>
+        <w:tblW w:type="dxa" w:w="9360"/>
         <w:tblLook w:firstRow="1" w:lastRow="0" w:firstColumn="0" w:lastColumn="0" w:noHBand="0" w:noVBand="0" w:val="0020"/>
         <w:jc w:val="start"/>
+        <w:tblLayout w:type="fixed"/>
       </w:tblPr>
       <w:tblGrid>
-        <w:gridCol w:w="1584"/>
-        <w:gridCol w:w="1584"/>
-        <w:gridCol w:w="1584"/>
-        <w:gridCol w:w="1584"/>
-        <w:gridCol w:w="1584"/>
+        <w:gridCol w:w="795"/>
+        <w:gridCol w:w="3190"/>
+        <w:gridCol w:w="2915"/>
+        <w:gridCol w:w="1663"/>
+        <w:gridCol w:w="795"/>
       </w:tblGrid>
       <w:tr>
         <w:trPr>
           <w:tblHeader w:val="true"/>
         </w:trPr>
         <w:tc>
-          <w:tcPr/>
+          <w:tcPr>
+            <w:tcW w:w="795" w:type="dxa"/>
+          </w:tcPr>
           <w:p>
             <w:pPr>
               <w:pStyle w:val="Compact"/>
@@ -3526,7 +3949,9 @@
           </w:p>
         </w:tc>
         <w:tc>
-          <w:tcPr/>
+          <w:tcPr>
+            <w:tcW w:w="3190" w:type="dxa"/>
+          </w:tcPr>
           <w:p>
             <w:pPr>
               <w:pStyle w:val="Compact"/>
@@ -3538,7 +3963,9 @@
           </w:p>
         </w:tc>
         <w:tc>
-          <w:tcPr/>
+          <w:tcPr>
+            <w:tcW w:w="2915" w:type="dxa"/>
+          </w:tcPr>
           <w:p>
             <w:pPr>
               <w:pStyle w:val="Compact"/>
@@ -3550,7 +3977,9 @@
           </w:p>
         </w:tc>
         <w:tc>
-          <w:tcPr/>
+          <w:tcPr>
+            <w:tcW w:w="1663" w:type="dxa"/>
+          </w:tcPr>
           <w:p>
             <w:pPr>
               <w:pStyle w:val="Compact"/>
@@ -3562,7 +3991,9 @@
           </w:p>
         </w:tc>
         <w:tc>
-          <w:tcPr/>
+          <w:tcPr>
+            <w:tcW w:w="795" w:type="dxa"/>
+          </w:tcPr>
           <w:p>
             <w:pPr>
               <w:pStyle w:val="Compact"/>
@@ -3576,7 +4007,9 @@
       </w:tr>
       <w:tr>
         <w:tc>
-          <w:tcPr/>
+          <w:tcPr>
+            <w:tcW w:w="795" w:type="dxa"/>
+          </w:tcPr>
           <w:p>
             <w:pPr>
               <w:pStyle w:val="Compact"/>
@@ -3588,7 +4021,9 @@
           </w:p>
         </w:tc>
         <w:tc>
-          <w:tcPr/>
+          <w:tcPr>
+            <w:tcW w:w="3190" w:type="dxa"/>
+          </w:tcPr>
           <w:p>
             <w:pPr>
               <w:pStyle w:val="Compact"/>
@@ -3600,7 +4035,9 @@
           </w:p>
         </w:tc>
         <w:tc>
-          <w:tcPr/>
+          <w:tcPr>
+            <w:tcW w:w="2915" w:type="dxa"/>
+          </w:tcPr>
           <w:p>
             <w:pPr>
               <w:pStyle w:val="Compact"/>
@@ -3612,7 +4049,9 @@
           </w:p>
         </w:tc>
         <w:tc>
-          <w:tcPr/>
+          <w:tcPr>
+            <w:tcW w:w="1663" w:type="dxa"/>
+          </w:tcPr>
           <w:p>
             <w:pPr>
               <w:pStyle w:val="Compact"/>
@@ -3624,7 +4063,9 @@
           </w:p>
         </w:tc>
         <w:tc>
-          <w:tcPr/>
+          <w:tcPr>
+            <w:tcW w:w="795" w:type="dxa"/>
+          </w:tcPr>
           <w:p>
             <w:pPr>
               <w:pStyle w:val="Compact"/>
@@ -3638,7 +4079,9 @@
       </w:tr>
       <w:tr>
         <w:tc>
-          <w:tcPr/>
+          <w:tcPr>
+            <w:tcW w:w="795" w:type="dxa"/>
+          </w:tcPr>
           <w:p>
             <w:pPr>
               <w:pStyle w:val="Compact"/>
@@ -3650,7 +4093,9 @@
           </w:p>
         </w:tc>
         <w:tc>
-          <w:tcPr/>
+          <w:tcPr>
+            <w:tcW w:w="3190" w:type="dxa"/>
+          </w:tcPr>
           <w:p>
             <w:pPr>
               <w:pStyle w:val="Compact"/>
@@ -3662,7 +4107,9 @@
           </w:p>
         </w:tc>
         <w:tc>
-          <w:tcPr/>
+          <w:tcPr>
+            <w:tcW w:w="2915" w:type="dxa"/>
+          </w:tcPr>
           <w:p>
             <w:pPr>
               <w:pStyle w:val="Compact"/>
@@ -3674,7 +4121,9 @@
           </w:p>
         </w:tc>
         <w:tc>
-          <w:tcPr/>
+          <w:tcPr>
+            <w:tcW w:w="1663" w:type="dxa"/>
+          </w:tcPr>
           <w:p>
             <w:pPr>
               <w:pStyle w:val="Compact"/>
@@ -3686,7 +4135,9 @@
           </w:p>
         </w:tc>
         <w:tc>
-          <w:tcPr/>
+          <w:tcPr>
+            <w:tcW w:w="795" w:type="dxa"/>
+          </w:tcPr>
           <w:p>
             <w:pPr>
               <w:pStyle w:val="Compact"/>
@@ -3700,7 +4151,9 @@
       </w:tr>
       <w:tr>
         <w:tc>
-          <w:tcPr/>
+          <w:tcPr>
+            <w:tcW w:w="795" w:type="dxa"/>
+          </w:tcPr>
           <w:p>
             <w:pPr>
               <w:pStyle w:val="Compact"/>
@@ -3712,7 +4165,9 @@
           </w:p>
         </w:tc>
         <w:tc>
-          <w:tcPr/>
+          <w:tcPr>
+            <w:tcW w:w="3190" w:type="dxa"/>
+          </w:tcPr>
           <w:p>
             <w:pPr>
               <w:pStyle w:val="Compact"/>
@@ -3724,7 +4179,9 @@
           </w:p>
         </w:tc>
         <w:tc>
-          <w:tcPr/>
+          <w:tcPr>
+            <w:tcW w:w="2915" w:type="dxa"/>
+          </w:tcPr>
           <w:p>
             <w:pPr>
               <w:pStyle w:val="Compact"/>
@@ -3748,7 +4205,9 @@
           </w:p>
         </w:tc>
         <w:tc>
-          <w:tcPr/>
+          <w:tcPr>
+            <w:tcW w:w="1663" w:type="dxa"/>
+          </w:tcPr>
           <w:p>
             <w:pPr>
               <w:pStyle w:val="Compact"/>
@@ -3760,7 +4219,9 @@
           </w:p>
         </w:tc>
         <w:tc>
-          <w:tcPr/>
+          <w:tcPr>
+            <w:tcW w:w="795" w:type="dxa"/>
+          </w:tcPr>
           <w:p>
             <w:pPr>
               <w:pStyle w:val="Compact"/>
@@ -3774,7 +4235,9 @@
       </w:tr>
       <w:tr>
         <w:tc>
-          <w:tcPr/>
+          <w:tcPr>
+            <w:tcW w:w="795" w:type="dxa"/>
+          </w:tcPr>
           <w:p>
             <w:pPr>
               <w:pStyle w:val="Compact"/>
@@ -3786,7 +4249,9 @@
           </w:p>
         </w:tc>
         <w:tc>
-          <w:tcPr/>
+          <w:tcPr>
+            <w:tcW w:w="3190" w:type="dxa"/>
+          </w:tcPr>
           <w:p>
             <w:pPr>
               <w:pStyle w:val="Compact"/>
@@ -3798,7 +4263,9 @@
           </w:p>
         </w:tc>
         <w:tc>
-          <w:tcPr/>
+          <w:tcPr>
+            <w:tcW w:w="2915" w:type="dxa"/>
+          </w:tcPr>
           <w:p>
             <w:pPr>
               <w:pStyle w:val="Compact"/>
@@ -3810,7 +4277,9 @@
           </w:p>
         </w:tc>
         <w:tc>
-          <w:tcPr/>
+          <w:tcPr>
+            <w:tcW w:w="1663" w:type="dxa"/>
+          </w:tcPr>
           <w:p>
             <w:pPr>
               <w:pStyle w:val="Compact"/>
@@ -3822,7 +4291,9 @@
           </w:p>
         </w:tc>
         <w:tc>
-          <w:tcPr/>
+          <w:tcPr>
+            <w:tcW w:w="795" w:type="dxa"/>
+          </w:tcPr>
           <w:p>
             <w:pPr>
               <w:pStyle w:val="Compact"/>
@@ -3836,7 +4307,9 @@
       </w:tr>
       <w:tr>
         <w:tc>
-          <w:tcPr/>
+          <w:tcPr>
+            <w:tcW w:w="795" w:type="dxa"/>
+          </w:tcPr>
           <w:p>
             <w:pPr>
               <w:pStyle w:val="Compact"/>
@@ -3848,7 +4321,9 @@
           </w:p>
         </w:tc>
         <w:tc>
-          <w:tcPr/>
+          <w:tcPr>
+            <w:tcW w:w="3190" w:type="dxa"/>
+          </w:tcPr>
           <w:p>
             <w:pPr>
               <w:pStyle w:val="Compact"/>
@@ -3860,7 +4335,9 @@
           </w:p>
         </w:tc>
         <w:tc>
-          <w:tcPr/>
+          <w:tcPr>
+            <w:tcW w:w="2915" w:type="dxa"/>
+          </w:tcPr>
           <w:p>
             <w:pPr>
               <w:pStyle w:val="Compact"/>
@@ -3872,7 +4349,9 @@
           </w:p>
         </w:tc>
         <w:tc>
-          <w:tcPr/>
+          <w:tcPr>
+            <w:tcW w:w="1663" w:type="dxa"/>
+          </w:tcPr>
           <w:p>
             <w:pPr>
               <w:pStyle w:val="Compact"/>
@@ -3884,7 +4363,9 @@
           </w:p>
         </w:tc>
         <w:tc>
-          <w:tcPr/>
+          <w:tcPr>
+            <w:tcW w:w="795" w:type="dxa"/>
+          </w:tcPr>
           <w:p>
             <w:pPr>
               <w:pStyle w:val="Compact"/>
@@ -3898,7 +4379,9 @@
       </w:tr>
       <w:tr>
         <w:tc>
-          <w:tcPr/>
+          <w:tcPr>
+            <w:tcW w:w="795" w:type="dxa"/>
+          </w:tcPr>
           <w:p>
             <w:pPr>
               <w:pStyle w:val="Compact"/>
@@ -3910,7 +4393,9 @@
           </w:p>
         </w:tc>
         <w:tc>
-          <w:tcPr/>
+          <w:tcPr>
+            <w:tcW w:w="3190" w:type="dxa"/>
+          </w:tcPr>
           <w:p>
             <w:pPr>
               <w:pStyle w:val="Compact"/>
@@ -3922,7 +4407,9 @@
           </w:p>
         </w:tc>
         <w:tc>
-          <w:tcPr/>
+          <w:tcPr>
+            <w:tcW w:w="2915" w:type="dxa"/>
+          </w:tcPr>
           <w:p>
             <w:pPr>
               <w:pStyle w:val="Compact"/>
@@ -3934,7 +4421,9 @@
           </w:p>
         </w:tc>
         <w:tc>
-          <w:tcPr/>
+          <w:tcPr>
+            <w:tcW w:w="1663" w:type="dxa"/>
+          </w:tcPr>
           <w:p>
             <w:pPr>
               <w:pStyle w:val="Compact"/>
@@ -3946,7 +4435,9 @@
           </w:p>
         </w:tc>
         <w:tc>
-          <w:tcPr/>
+          <w:tcPr>
+            <w:tcW w:w="795" w:type="dxa"/>
+          </w:tcPr>
           <w:p>
             <w:pPr>
               <w:pStyle w:val="Compact"/>
@@ -3980,23 +4471,26 @@
     <w:tbl>
       <w:tblPr>
         <w:tblStyle w:val="Table"/>
-        <w:tblW w:type="auto" w:w="0"/>
+        <w:tblW w:type="dxa" w:w="9360"/>
         <w:tblLook w:firstRow="1" w:lastRow="0" w:firstColumn="0" w:lastColumn="0" w:noHBand="0" w:noVBand="0" w:val="0020"/>
         <w:jc w:val="start"/>
+        <w:tblLayout w:type="fixed"/>
       </w:tblPr>
       <w:tblGrid>
-        <w:gridCol w:w="1584"/>
-        <w:gridCol w:w="1584"/>
-        <w:gridCol w:w="1584"/>
-        <w:gridCol w:w="1584"/>
-        <w:gridCol w:w="1584"/>
+        <w:gridCol w:w="810"/>
+        <w:gridCol w:w="810"/>
+        <w:gridCol w:w="5002"/>
+        <w:gridCol w:w="980"/>
+        <w:gridCol w:w="1755"/>
       </w:tblGrid>
       <w:tr>
         <w:trPr>
           <w:tblHeader w:val="true"/>
         </w:trPr>
         <w:tc>
-          <w:tcPr/>
+          <w:tcPr>
+            <w:tcW w:w="810" w:type="dxa"/>
+          </w:tcPr>
           <w:p>
             <w:pPr>
               <w:pStyle w:val="Compact"/>
@@ -4008,7 +4502,9 @@
           </w:p>
         </w:tc>
         <w:tc>
-          <w:tcPr/>
+          <w:tcPr>
+            <w:tcW w:w="810" w:type="dxa"/>
+          </w:tcPr>
           <w:p>
             <w:pPr>
               <w:pStyle w:val="Compact"/>
@@ -4020,7 +4516,9 @@
           </w:p>
         </w:tc>
         <w:tc>
-          <w:tcPr/>
+          <w:tcPr>
+            <w:tcW w:w="5002" w:type="dxa"/>
+          </w:tcPr>
           <w:p>
             <w:pPr>
               <w:pStyle w:val="Compact"/>
@@ -4032,7 +4530,9 @@
           </w:p>
         </w:tc>
         <w:tc>
-          <w:tcPr/>
+          <w:tcPr>
+            <w:tcW w:w="980" w:type="dxa"/>
+          </w:tcPr>
           <w:p>
             <w:pPr>
               <w:pStyle w:val="Compact"/>
@@ -4044,7 +4544,9 @@
           </w:p>
         </w:tc>
         <w:tc>
-          <w:tcPr/>
+          <w:tcPr>
+            <w:tcW w:w="1755" w:type="dxa"/>
+          </w:tcPr>
           <w:p>
             <w:pPr>
               <w:pStyle w:val="Compact"/>
@@ -4058,7 +4560,9 @@
       </w:tr>
       <w:tr>
         <w:tc>
-          <w:tcPr/>
+          <w:tcPr>
+            <w:tcW w:w="810" w:type="dxa"/>
+          </w:tcPr>
           <w:p>
             <w:pPr>
               <w:pStyle w:val="Compact"/>
@@ -4070,7 +4574,9 @@
           </w:p>
         </w:tc>
         <w:tc>
-          <w:tcPr/>
+          <w:tcPr>
+            <w:tcW w:w="810" w:type="dxa"/>
+          </w:tcPr>
           <w:p>
             <w:pPr>
               <w:pStyle w:val="Compact"/>
@@ -4082,7 +4588,9 @@
           </w:p>
         </w:tc>
         <w:tc>
-          <w:tcPr/>
+          <w:tcPr>
+            <w:tcW w:w="5002" w:type="dxa"/>
+          </w:tcPr>
           <w:p>
             <w:pPr>
               <w:pStyle w:val="Compact"/>
@@ -4094,7 +4602,9 @@
           </w:p>
         </w:tc>
         <w:tc>
-          <w:tcPr/>
+          <w:tcPr>
+            <w:tcW w:w="980" w:type="dxa"/>
+          </w:tcPr>
           <w:p>
             <w:pPr>
               <w:pStyle w:val="Compact"/>
@@ -4106,7 +4616,9 @@
           </w:p>
         </w:tc>
         <w:tc>
-          <w:tcPr/>
+          <w:tcPr>
+            <w:tcW w:w="1755" w:type="dxa"/>
+          </w:tcPr>
           <w:p>
             <w:pPr>
               <w:pStyle w:val="Compact"/>
@@ -4120,7 +4632,9 @@
       </w:tr>
       <w:tr>
         <w:tc>
-          <w:tcPr/>
+          <w:tcPr>
+            <w:tcW w:w="810" w:type="dxa"/>
+          </w:tcPr>
           <w:p>
             <w:pPr>
               <w:pStyle w:val="Compact"/>
@@ -4132,7 +4646,9 @@
           </w:p>
         </w:tc>
         <w:tc>
-          <w:tcPr/>
+          <w:tcPr>
+            <w:tcW w:w="810" w:type="dxa"/>
+          </w:tcPr>
           <w:p>
             <w:pPr>
               <w:pStyle w:val="Compact"/>
@@ -4144,7 +4660,9 @@
           </w:p>
         </w:tc>
         <w:tc>
-          <w:tcPr/>
+          <w:tcPr>
+            <w:tcW w:w="5002" w:type="dxa"/>
+          </w:tcPr>
           <w:p>
             <w:pPr>
               <w:pStyle w:val="Compact"/>
@@ -4156,7 +4674,9 @@
           </w:p>
         </w:tc>
         <w:tc>
-          <w:tcPr/>
+          <w:tcPr>
+            <w:tcW w:w="980" w:type="dxa"/>
+          </w:tcPr>
           <w:p>
             <w:pPr>
               <w:pStyle w:val="Compact"/>
@@ -4168,7 +4688,9 @@
           </w:p>
         </w:tc>
         <w:tc>
-          <w:tcPr/>
+          <w:tcPr>
+            <w:tcW w:w="1755" w:type="dxa"/>
+          </w:tcPr>
           <w:p>
             <w:pPr>
               <w:pStyle w:val="Compact"/>

--- a/dist/docs/templates/bsa/05-uat-test-plan.docx
+++ b/dist/docs/templates/bsa/05-uat-test-plan.docx
@@ -1526,11 +1526,11 @@
         <w:tblLayout w:type="fixed"/>
       </w:tblPr>
       <w:tblGrid>
-        <w:gridCol w:w="1322"/>
-        <w:gridCol w:w="3079"/>
-        <w:gridCol w:w="1746"/>
-        <w:gridCol w:w="2320"/>
-        <w:gridCol w:w="891"/>
+        <w:gridCol w:w="1318"/>
+        <w:gridCol w:w="3069"/>
+        <w:gridCol w:w="1740"/>
+        <w:gridCol w:w="2312"/>
+        <w:gridCol w:w="919"/>
       </w:tblGrid>
       <w:tr>
         <w:trPr>
@@ -1538,7 +1538,7 @@
         </w:trPr>
         <w:tc>
           <w:tcPr>
-            <w:tcW w:w="1322" w:type="dxa"/>
+            <w:tcW w:w="1318" w:type="dxa"/>
           </w:tcPr>
           <w:p>
             <w:pPr>
@@ -1552,7 +1552,7 @@
         </w:tc>
         <w:tc>
           <w:tcPr>
-            <w:tcW w:w="3079" w:type="dxa"/>
+            <w:tcW w:w="3069" w:type="dxa"/>
           </w:tcPr>
           <w:p>
             <w:pPr>
@@ -1566,7 +1566,7 @@
         </w:tc>
         <w:tc>
           <w:tcPr>
-            <w:tcW w:w="1746" w:type="dxa"/>
+            <w:tcW w:w="1740" w:type="dxa"/>
           </w:tcPr>
           <w:p>
             <w:pPr>
@@ -1580,7 +1580,7 @@
         </w:tc>
         <w:tc>
           <w:tcPr>
-            <w:tcW w:w="2320" w:type="dxa"/>
+            <w:tcW w:w="2312" w:type="dxa"/>
           </w:tcPr>
           <w:p>
             <w:pPr>
@@ -1594,7 +1594,7 @@
         </w:tc>
         <w:tc>
           <w:tcPr>
-            <w:tcW w:w="891" w:type="dxa"/>
+            <w:tcW w:w="919" w:type="dxa"/>
           </w:tcPr>
           <w:p>
             <w:pPr>
@@ -1610,7 +1610,7 @@
       <w:tr>
         <w:tc>
           <w:tcPr>
-            <w:tcW w:w="1322" w:type="dxa"/>
+            <w:tcW w:w="1318" w:type="dxa"/>
           </w:tcPr>
           <w:p>
             <w:pPr>
@@ -1624,7 +1624,7 @@
         </w:tc>
         <w:tc>
           <w:tcPr>
-            <w:tcW w:w="3079" w:type="dxa"/>
+            <w:tcW w:w="3069" w:type="dxa"/>
           </w:tcPr>
           <w:p>
             <w:pPr>
@@ -1638,7 +1638,7 @@
         </w:tc>
         <w:tc>
           <w:tcPr>
-            <w:tcW w:w="1746" w:type="dxa"/>
+            <w:tcW w:w="1740" w:type="dxa"/>
           </w:tcPr>
           <w:p>
             <w:pPr>
@@ -1652,7 +1652,7 @@
         </w:tc>
         <w:tc>
           <w:tcPr>
-            <w:tcW w:w="2320" w:type="dxa"/>
+            <w:tcW w:w="2312" w:type="dxa"/>
           </w:tcPr>
           <w:p>
             <w:pPr>
@@ -1666,7 +1666,7 @@
         </w:tc>
         <w:tc>
           <w:tcPr>
-            <w:tcW w:w="891" w:type="dxa"/>
+            <w:tcW w:w="919" w:type="dxa"/>
           </w:tcPr>
           <w:p>
             <w:pPr>
@@ -1697,11 +1697,11 @@
         <w:tblLayout w:type="fixed"/>
       </w:tblPr>
       <w:tblGrid>
-        <w:gridCol w:w="812"/>
-        <w:gridCol w:w="1671"/>
-        <w:gridCol w:w="5059"/>
-        <w:gridCol w:w="812"/>
-        <w:gridCol w:w="1005"/>
+        <w:gridCol w:w="1150"/>
+        <w:gridCol w:w="1840"/>
+        <w:gridCol w:w="4070"/>
+        <w:gridCol w:w="1150"/>
+        <w:gridCol w:w="1150"/>
       </w:tblGrid>
       <w:tr>
         <w:trPr>
@@ -1709,7 +1709,7 @@
         </w:trPr>
         <w:tc>
           <w:tcPr>
-            <w:tcW w:w="812" w:type="dxa"/>
+            <w:tcW w:w="1150" w:type="dxa"/>
           </w:tcPr>
           <w:p>
             <w:pPr>
@@ -1723,7 +1723,7 @@
         </w:tc>
         <w:tc>
           <w:tcPr>
-            <w:tcW w:w="1671" w:type="dxa"/>
+            <w:tcW w:w="1840" w:type="dxa"/>
           </w:tcPr>
           <w:p>
             <w:pPr>
@@ -1737,7 +1737,7 @@
         </w:tc>
         <w:tc>
           <w:tcPr>
-            <w:tcW w:w="5059" w:type="dxa"/>
+            <w:tcW w:w="4070" w:type="dxa"/>
           </w:tcPr>
           <w:p>
             <w:pPr>
@@ -1751,7 +1751,7 @@
         </w:tc>
         <w:tc>
           <w:tcPr>
-            <w:tcW w:w="812" w:type="dxa"/>
+            <w:tcW w:w="1150" w:type="dxa"/>
           </w:tcPr>
           <w:p>
             <w:pPr>
@@ -1765,7 +1765,7 @@
         </w:tc>
         <w:tc>
           <w:tcPr>
-            <w:tcW w:w="1005" w:type="dxa"/>
+            <w:tcW w:w="1150" w:type="dxa"/>
           </w:tcPr>
           <w:p>
             <w:pPr>
@@ -1781,7 +1781,7 @@
       <w:tr>
         <w:tc>
           <w:tcPr>
-            <w:tcW w:w="812" w:type="dxa"/>
+            <w:tcW w:w="1150" w:type="dxa"/>
           </w:tcPr>
           <w:p>
             <w:pPr>
@@ -1795,7 +1795,7 @@
         </w:tc>
         <w:tc>
           <w:tcPr>
-            <w:tcW w:w="1671" w:type="dxa"/>
+            <w:tcW w:w="1840" w:type="dxa"/>
           </w:tcPr>
           <w:p>
             <w:pPr>
@@ -1809,7 +1809,7 @@
         </w:tc>
         <w:tc>
           <w:tcPr>
-            <w:tcW w:w="5059" w:type="dxa"/>
+            <w:tcW w:w="4070" w:type="dxa"/>
           </w:tcPr>
           <w:p>
             <w:pPr>
@@ -1823,7 +1823,7 @@
         </w:tc>
         <w:tc>
           <w:tcPr>
-            <w:tcW w:w="812" w:type="dxa"/>
+            <w:tcW w:w="1150" w:type="dxa"/>
           </w:tcPr>
           <w:p>
             <w:pPr>
@@ -1837,7 +1837,7 @@
         </w:tc>
         <w:tc>
           <w:tcPr>
-            <w:tcW w:w="1005" w:type="dxa"/>
+            <w:tcW w:w="1150" w:type="dxa"/>
           </w:tcPr>
           <w:p>
             <w:pPr>
@@ -1853,7 +1853,7 @@
       <w:tr>
         <w:tc>
           <w:tcPr>
-            <w:tcW w:w="812" w:type="dxa"/>
+            <w:tcW w:w="1150" w:type="dxa"/>
           </w:tcPr>
           <w:p>
             <w:pPr>
@@ -1867,7 +1867,7 @@
         </w:tc>
         <w:tc>
           <w:tcPr>
-            <w:tcW w:w="1671" w:type="dxa"/>
+            <w:tcW w:w="1840" w:type="dxa"/>
           </w:tcPr>
           <w:p>
             <w:pPr>
@@ -1881,7 +1881,7 @@
         </w:tc>
         <w:tc>
           <w:tcPr>
-            <w:tcW w:w="5059" w:type="dxa"/>
+            <w:tcW w:w="4070" w:type="dxa"/>
           </w:tcPr>
           <w:p>
             <w:pPr>
@@ -1895,7 +1895,7 @@
         </w:tc>
         <w:tc>
           <w:tcPr>
-            <w:tcW w:w="812" w:type="dxa"/>
+            <w:tcW w:w="1150" w:type="dxa"/>
           </w:tcPr>
           <w:p>
             <w:pPr>
@@ -1909,7 +1909,7 @@
         </w:tc>
         <w:tc>
           <w:tcPr>
-            <w:tcW w:w="1005" w:type="dxa"/>
+            <w:tcW w:w="1150" w:type="dxa"/>
           </w:tcPr>
           <w:p>
             <w:pPr>
@@ -1925,7 +1925,7 @@
       <w:tr>
         <w:tc>
           <w:tcPr>
-            <w:tcW w:w="812" w:type="dxa"/>
+            <w:tcW w:w="1150" w:type="dxa"/>
           </w:tcPr>
           <w:p>
             <w:pPr>
@@ -1939,7 +1939,7 @@
         </w:tc>
         <w:tc>
           <w:tcPr>
-            <w:tcW w:w="1671" w:type="dxa"/>
+            <w:tcW w:w="1840" w:type="dxa"/>
           </w:tcPr>
           <w:p>
             <w:pPr>
@@ -1953,7 +1953,7 @@
         </w:tc>
         <w:tc>
           <w:tcPr>
-            <w:tcW w:w="5059" w:type="dxa"/>
+            <w:tcW w:w="4070" w:type="dxa"/>
           </w:tcPr>
           <w:p>
             <w:pPr>
@@ -1967,7 +1967,7 @@
         </w:tc>
         <w:tc>
           <w:tcPr>
-            <w:tcW w:w="812" w:type="dxa"/>
+            <w:tcW w:w="1150" w:type="dxa"/>
           </w:tcPr>
           <w:p>
             <w:pPr>
@@ -1981,7 +1981,7 @@
         </w:tc>
         <w:tc>
           <w:tcPr>
-            <w:tcW w:w="1005" w:type="dxa"/>
+            <w:tcW w:w="1150" w:type="dxa"/>
           </w:tcPr>
           <w:p>
             <w:pPr>
@@ -1997,7 +1997,7 @@
       <w:tr>
         <w:tc>
           <w:tcPr>
-            <w:tcW w:w="812" w:type="dxa"/>
+            <w:tcW w:w="1150" w:type="dxa"/>
           </w:tcPr>
           <w:p>
             <w:pPr>
@@ -2011,7 +2011,7 @@
         </w:tc>
         <w:tc>
           <w:tcPr>
-            <w:tcW w:w="1671" w:type="dxa"/>
+            <w:tcW w:w="1840" w:type="dxa"/>
           </w:tcPr>
           <w:p>
             <w:pPr>
@@ -2025,7 +2025,7 @@
         </w:tc>
         <w:tc>
           <w:tcPr>
-            <w:tcW w:w="5059" w:type="dxa"/>
+            <w:tcW w:w="4070" w:type="dxa"/>
           </w:tcPr>
           <w:p>
             <w:pPr>
@@ -2039,7 +2039,7 @@
         </w:tc>
         <w:tc>
           <w:tcPr>
-            <w:tcW w:w="812" w:type="dxa"/>
+            <w:tcW w:w="1150" w:type="dxa"/>
           </w:tcPr>
           <w:p>
             <w:pPr>
@@ -2053,7 +2053,7 @@
         </w:tc>
         <w:tc>
           <w:tcPr>
-            <w:tcW w:w="1005" w:type="dxa"/>
+            <w:tcW w:w="1150" w:type="dxa"/>
           </w:tcPr>
           <w:p>
             <w:pPr>
@@ -2069,7 +2069,7 @@
       <w:tr>
         <w:tc>
           <w:tcPr>
-            <w:tcW w:w="812" w:type="dxa"/>
+            <w:tcW w:w="1150" w:type="dxa"/>
           </w:tcPr>
           <w:p>
             <w:pPr>
@@ -2083,7 +2083,7 @@
         </w:tc>
         <w:tc>
           <w:tcPr>
-            <w:tcW w:w="1671" w:type="dxa"/>
+            <w:tcW w:w="1840" w:type="dxa"/>
           </w:tcPr>
           <w:p>
             <w:pPr>
@@ -2097,7 +2097,7 @@
         </w:tc>
         <w:tc>
           <w:tcPr>
-            <w:tcW w:w="5059" w:type="dxa"/>
+            <w:tcW w:w="4070" w:type="dxa"/>
           </w:tcPr>
           <w:p>
             <w:pPr>
@@ -2111,7 +2111,7 @@
         </w:tc>
         <w:tc>
           <w:tcPr>
-            <w:tcW w:w="812" w:type="dxa"/>
+            <w:tcW w:w="1150" w:type="dxa"/>
           </w:tcPr>
           <w:p>
             <w:pPr>
@@ -2125,7 +2125,7 @@
         </w:tc>
         <w:tc>
           <w:tcPr>
-            <w:tcW w:w="1005" w:type="dxa"/>
+            <w:tcW w:w="1150" w:type="dxa"/>
           </w:tcPr>
           <w:p>
             <w:pPr>
@@ -2141,7 +2141,7 @@
       <w:tr>
         <w:tc>
           <w:tcPr>
-            <w:tcW w:w="812" w:type="dxa"/>
+            <w:tcW w:w="1150" w:type="dxa"/>
           </w:tcPr>
           <w:p>
             <w:pPr>
@@ -2155,7 +2155,7 @@
         </w:tc>
         <w:tc>
           <w:tcPr>
-            <w:tcW w:w="1671" w:type="dxa"/>
+            <w:tcW w:w="1840" w:type="dxa"/>
           </w:tcPr>
           <w:p>
             <w:pPr>
@@ -2169,7 +2169,7 @@
         </w:tc>
         <w:tc>
           <w:tcPr>
-            <w:tcW w:w="5059" w:type="dxa"/>
+            <w:tcW w:w="4070" w:type="dxa"/>
           </w:tcPr>
           <w:p>
             <w:pPr>
@@ -2195,7 +2195,7 @@
         </w:tc>
         <w:tc>
           <w:tcPr>
-            <w:tcW w:w="812" w:type="dxa"/>
+            <w:tcW w:w="1150" w:type="dxa"/>
           </w:tcPr>
           <w:p>
             <w:pPr>
@@ -2209,7 +2209,7 @@
         </w:tc>
         <w:tc>
           <w:tcPr>
-            <w:tcW w:w="1005" w:type="dxa"/>
+            <w:tcW w:w="1150" w:type="dxa"/>
           </w:tcPr>
           <w:p>
             <w:pPr>
@@ -2225,7 +2225,7 @@
       <w:tr>
         <w:tc>
           <w:tcPr>
-            <w:tcW w:w="812" w:type="dxa"/>
+            <w:tcW w:w="1150" w:type="dxa"/>
           </w:tcPr>
           <w:p>
             <w:pPr>
@@ -2239,7 +2239,7 @@
         </w:tc>
         <w:tc>
           <w:tcPr>
-            <w:tcW w:w="1671" w:type="dxa"/>
+            <w:tcW w:w="1840" w:type="dxa"/>
           </w:tcPr>
           <w:p>
             <w:pPr>
@@ -2253,7 +2253,7 @@
         </w:tc>
         <w:tc>
           <w:tcPr>
-            <w:tcW w:w="5059" w:type="dxa"/>
+            <w:tcW w:w="4070" w:type="dxa"/>
           </w:tcPr>
           <w:p>
             <w:pPr>
@@ -2267,7 +2267,7 @@
         </w:tc>
         <w:tc>
           <w:tcPr>
-            <w:tcW w:w="812" w:type="dxa"/>
+            <w:tcW w:w="1150" w:type="dxa"/>
           </w:tcPr>
           <w:p>
             <w:pPr>
@@ -2281,7 +2281,7 @@
         </w:tc>
         <w:tc>
           <w:tcPr>
-            <w:tcW w:w="1005" w:type="dxa"/>
+            <w:tcW w:w="1150" w:type="dxa"/>
           </w:tcPr>
           <w:p>
             <w:pPr>
@@ -2297,7 +2297,7 @@
       <w:tr>
         <w:tc>
           <w:tcPr>
-            <w:tcW w:w="812" w:type="dxa"/>
+            <w:tcW w:w="1150" w:type="dxa"/>
           </w:tcPr>
           <w:p>
             <w:pPr>
@@ -2311,7 +2311,7 @@
         </w:tc>
         <w:tc>
           <w:tcPr>
-            <w:tcW w:w="1671" w:type="dxa"/>
+            <w:tcW w:w="1840" w:type="dxa"/>
           </w:tcPr>
           <w:p>
             <w:pPr>
@@ -2325,7 +2325,7 @@
         </w:tc>
         <w:tc>
           <w:tcPr>
-            <w:tcW w:w="5059" w:type="dxa"/>
+            <w:tcW w:w="4070" w:type="dxa"/>
           </w:tcPr>
           <w:p>
             <w:pPr>
@@ -2339,7 +2339,7 @@
         </w:tc>
         <w:tc>
           <w:tcPr>
-            <w:tcW w:w="812" w:type="dxa"/>
+            <w:tcW w:w="1150" w:type="dxa"/>
           </w:tcPr>
           <w:p>
             <w:pPr>
@@ -2353,7 +2353,7 @@
         </w:tc>
         <w:tc>
           <w:tcPr>
-            <w:tcW w:w="1005" w:type="dxa"/>
+            <w:tcW w:w="1150" w:type="dxa"/>
           </w:tcPr>
           <w:p>
             <w:pPr>
@@ -2369,7 +2369,7 @@
       <w:tr>
         <w:tc>
           <w:tcPr>
-            <w:tcW w:w="812" w:type="dxa"/>
+            <w:tcW w:w="1150" w:type="dxa"/>
           </w:tcPr>
           <w:p>
             <w:pPr>
@@ -2383,7 +2383,7 @@
         </w:tc>
         <w:tc>
           <w:tcPr>
-            <w:tcW w:w="1671" w:type="dxa"/>
+            <w:tcW w:w="1840" w:type="dxa"/>
           </w:tcPr>
           <w:p>
             <w:pPr>
@@ -2397,7 +2397,7 @@
         </w:tc>
         <w:tc>
           <w:tcPr>
-            <w:tcW w:w="5059" w:type="dxa"/>
+            <w:tcW w:w="4070" w:type="dxa"/>
           </w:tcPr>
           <w:p>
             <w:pPr>
@@ -2420,7 +2420,7 @@
         </w:tc>
         <w:tc>
           <w:tcPr>
-            <w:tcW w:w="812" w:type="dxa"/>
+            <w:tcW w:w="1150" w:type="dxa"/>
           </w:tcPr>
           <w:p>
             <w:pPr>
@@ -2434,7 +2434,7 @@
         </w:tc>
         <w:tc>
           <w:tcPr>
-            <w:tcW w:w="1005" w:type="dxa"/>
+            <w:tcW w:w="1150" w:type="dxa"/>
           </w:tcPr>
           <w:p>
             <w:pPr>
@@ -2475,11 +2475,11 @@
         <w:tblLayout w:type="fixed"/>
       </w:tblPr>
       <w:tblGrid>
-        <w:gridCol w:w="868"/>
-        <w:gridCol w:w="2760"/>
-        <w:gridCol w:w="1571"/>
-        <w:gridCol w:w="2786"/>
-        <w:gridCol w:w="1373"/>
+        <w:gridCol w:w="1035"/>
+        <w:gridCol w:w="2706"/>
+        <w:gridCol w:w="1540"/>
+        <w:gridCol w:w="2731"/>
+        <w:gridCol w:w="1346"/>
       </w:tblGrid>
       <w:tr>
         <w:trPr>
@@ -2487,7 +2487,7 @@
         </w:trPr>
         <w:tc>
           <w:tcPr>
-            <w:tcW w:w="868" w:type="dxa"/>
+            <w:tcW w:w="1035" w:type="dxa"/>
           </w:tcPr>
           <w:p>
             <w:pPr>
@@ -2501,7 +2501,7 @@
         </w:tc>
         <w:tc>
           <w:tcPr>
-            <w:tcW w:w="2760" w:type="dxa"/>
+            <w:tcW w:w="2706" w:type="dxa"/>
           </w:tcPr>
           <w:p>
             <w:pPr>
@@ -2515,7 +2515,7 @@
         </w:tc>
         <w:tc>
           <w:tcPr>
-            <w:tcW w:w="1571" w:type="dxa"/>
+            <w:tcW w:w="1540" w:type="dxa"/>
           </w:tcPr>
           <w:p>
             <w:pPr>
@@ -2529,7 +2529,7 @@
         </w:tc>
         <w:tc>
           <w:tcPr>
-            <w:tcW w:w="2786" w:type="dxa"/>
+            <w:tcW w:w="2731" w:type="dxa"/>
           </w:tcPr>
           <w:p>
             <w:pPr>
@@ -2543,7 +2543,7 @@
         </w:tc>
         <w:tc>
           <w:tcPr>
-            <w:tcW w:w="1373" w:type="dxa"/>
+            <w:tcW w:w="1346" w:type="dxa"/>
           </w:tcPr>
           <w:p>
             <w:pPr>
@@ -2559,7 +2559,7 @@
       <w:tr>
         <w:tc>
           <w:tcPr>
-            <w:tcW w:w="868" w:type="dxa"/>
+            <w:tcW w:w="1035" w:type="dxa"/>
           </w:tcPr>
           <w:p>
             <w:pPr>
@@ -2573,7 +2573,7 @@
         </w:tc>
         <w:tc>
           <w:tcPr>
-            <w:tcW w:w="2760" w:type="dxa"/>
+            <w:tcW w:w="2706" w:type="dxa"/>
           </w:tcPr>
           <w:p>
             <w:pPr>
@@ -2587,7 +2587,7 @@
         </w:tc>
         <w:tc>
           <w:tcPr>
-            <w:tcW w:w="1571" w:type="dxa"/>
+            <w:tcW w:w="1540" w:type="dxa"/>
           </w:tcPr>
           <w:p>
             <w:pPr>
@@ -2601,7 +2601,7 @@
         </w:tc>
         <w:tc>
           <w:tcPr>
-            <w:tcW w:w="2786" w:type="dxa"/>
+            <w:tcW w:w="2731" w:type="dxa"/>
           </w:tcPr>
           <w:p>
             <w:pPr>
@@ -2615,7 +2615,7 @@
         </w:tc>
         <w:tc>
           <w:tcPr>
-            <w:tcW w:w="1373" w:type="dxa"/>
+            <w:tcW w:w="1346" w:type="dxa"/>
           </w:tcPr>
           <w:p>
             <w:pPr>
@@ -2648,11 +2648,11 @@
         <w:tblLayout w:type="fixed"/>
       </w:tblPr>
       <w:tblGrid>
-        <w:gridCol w:w="826"/>
-        <w:gridCol w:w="1718"/>
-        <w:gridCol w:w="2791"/>
-        <w:gridCol w:w="3196"/>
-        <w:gridCol w:w="826"/>
+        <w:gridCol w:w="920"/>
+        <w:gridCol w:w="1676"/>
+        <w:gridCol w:w="2724"/>
+        <w:gridCol w:w="3118"/>
+        <w:gridCol w:w="920"/>
       </w:tblGrid>
       <w:tr>
         <w:trPr>
@@ -2660,7 +2660,7 @@
         </w:trPr>
         <w:tc>
           <w:tcPr>
-            <w:tcW w:w="826" w:type="dxa"/>
+            <w:tcW w:w="920" w:type="dxa"/>
           </w:tcPr>
           <w:p>
             <w:pPr>
@@ -2674,7 +2674,7 @@
         </w:tc>
         <w:tc>
           <w:tcPr>
-            <w:tcW w:w="1718" w:type="dxa"/>
+            <w:tcW w:w="1676" w:type="dxa"/>
           </w:tcPr>
           <w:p>
             <w:pPr>
@@ -2688,7 +2688,7 @@
         </w:tc>
         <w:tc>
           <w:tcPr>
-            <w:tcW w:w="2791" w:type="dxa"/>
+            <w:tcW w:w="2724" w:type="dxa"/>
           </w:tcPr>
           <w:p>
             <w:pPr>
@@ -2702,7 +2702,7 @@
         </w:tc>
         <w:tc>
           <w:tcPr>
-            <w:tcW w:w="3196" w:type="dxa"/>
+            <w:tcW w:w="3118" w:type="dxa"/>
           </w:tcPr>
           <w:p>
             <w:pPr>
@@ -2716,7 +2716,7 @@
         </w:tc>
         <w:tc>
           <w:tcPr>
-            <w:tcW w:w="826" w:type="dxa"/>
+            <w:tcW w:w="920" w:type="dxa"/>
           </w:tcPr>
           <w:p>
             <w:pPr>
@@ -2732,7 +2732,7 @@
       <w:tr>
         <w:tc>
           <w:tcPr>
-            <w:tcW w:w="826" w:type="dxa"/>
+            <w:tcW w:w="920" w:type="dxa"/>
           </w:tcPr>
           <w:p>
             <w:pPr>
@@ -2746,7 +2746,7 @@
         </w:tc>
         <w:tc>
           <w:tcPr>
-            <w:tcW w:w="1718" w:type="dxa"/>
+            <w:tcW w:w="1676" w:type="dxa"/>
           </w:tcPr>
           <w:p>
             <w:pPr>
@@ -2760,7 +2760,7 @@
         </w:tc>
         <w:tc>
           <w:tcPr>
-            <w:tcW w:w="2791" w:type="dxa"/>
+            <w:tcW w:w="2724" w:type="dxa"/>
           </w:tcPr>
           <w:p>
             <w:pPr>
@@ -2774,7 +2774,7 @@
         </w:tc>
         <w:tc>
           <w:tcPr>
-            <w:tcW w:w="3196" w:type="dxa"/>
+            <w:tcW w:w="3118" w:type="dxa"/>
           </w:tcPr>
           <w:p>
             <w:pPr>
@@ -2788,7 +2788,7 @@
         </w:tc>
         <w:tc>
           <w:tcPr>
-            <w:tcW w:w="826" w:type="dxa"/>
+            <w:tcW w:w="920" w:type="dxa"/>
           </w:tcPr>
           <w:p>
             <w:pPr>
@@ -2812,10 +2812,10 @@
         <w:tblLayout w:type="fixed"/>
       </w:tblPr>
       <w:tblGrid>
-        <w:gridCol w:w="852"/>
-        <w:gridCol w:w="3331"/>
-        <w:gridCol w:w="2645"/>
-        <w:gridCol w:w="2530"/>
+        <w:gridCol w:w="1150"/>
+        <w:gridCol w:w="3215"/>
+        <w:gridCol w:w="2553"/>
+        <w:gridCol w:w="2441"/>
       </w:tblGrid>
       <w:tr>
         <w:trPr>
@@ -2823,7 +2823,7 @@
         </w:trPr>
         <w:tc>
           <w:tcPr>
-            <w:tcW w:w="852" w:type="dxa"/>
+            <w:tcW w:w="1150" w:type="dxa"/>
           </w:tcPr>
           <w:p>
             <w:pPr>
@@ -2837,7 +2837,7 @@
         </w:tc>
         <w:tc>
           <w:tcPr>
-            <w:tcW w:w="3331" w:type="dxa"/>
+            <w:tcW w:w="3215" w:type="dxa"/>
           </w:tcPr>
           <w:p>
             <w:pPr>
@@ -2851,7 +2851,7 @@
         </w:tc>
         <w:tc>
           <w:tcPr>
-            <w:tcW w:w="2645" w:type="dxa"/>
+            <w:tcW w:w="2553" w:type="dxa"/>
           </w:tcPr>
           <w:p>
             <w:pPr>
@@ -2865,7 +2865,7 @@
         </w:tc>
         <w:tc>
           <w:tcPr>
-            <w:tcW w:w="2530" w:type="dxa"/>
+            <w:tcW w:w="2441" w:type="dxa"/>
           </w:tcPr>
           <w:p>
             <w:pPr>
@@ -2881,7 +2881,7 @@
       <w:tr>
         <w:tc>
           <w:tcPr>
-            <w:tcW w:w="852" w:type="dxa"/>
+            <w:tcW w:w="1150" w:type="dxa"/>
           </w:tcPr>
           <w:p>
             <w:pPr>
@@ -2895,7 +2895,7 @@
         </w:tc>
         <w:tc>
           <w:tcPr>
-            <w:tcW w:w="3331" w:type="dxa"/>
+            <w:tcW w:w="3215" w:type="dxa"/>
           </w:tcPr>
           <w:p>
             <w:pPr>
@@ -2909,7 +2909,7 @@
         </w:tc>
         <w:tc>
           <w:tcPr>
-            <w:tcW w:w="2645" w:type="dxa"/>
+            <w:tcW w:w="2553" w:type="dxa"/>
           </w:tcPr>
           <w:p>
             <w:pPr>
@@ -2923,7 +2923,7 @@
         </w:tc>
         <w:tc>
           <w:tcPr>
-            <w:tcW w:w="2530" w:type="dxa"/>
+            <w:tcW w:w="2441" w:type="dxa"/>
           </w:tcPr>
           <w:p>
             <w:pPr>
@@ -2939,7 +2939,7 @@
       <w:tr>
         <w:tc>
           <w:tcPr>
-            <w:tcW w:w="852" w:type="dxa"/>
+            <w:tcW w:w="1150" w:type="dxa"/>
           </w:tcPr>
           <w:p>
             <w:pPr>
@@ -2953,7 +2953,7 @@
         </w:tc>
         <w:tc>
           <w:tcPr>
-            <w:tcW w:w="3331" w:type="dxa"/>
+            <w:tcW w:w="3215" w:type="dxa"/>
           </w:tcPr>
           <w:p>
             <w:pPr>
@@ -2967,7 +2967,7 @@
         </w:tc>
         <w:tc>
           <w:tcPr>
-            <w:tcW w:w="2645" w:type="dxa"/>
+            <w:tcW w:w="2553" w:type="dxa"/>
           </w:tcPr>
           <w:p>
             <w:pPr>
@@ -2981,7 +2981,7 @@
         </w:tc>
         <w:tc>
           <w:tcPr>
-            <w:tcW w:w="2530" w:type="dxa"/>
+            <w:tcW w:w="2441" w:type="dxa"/>
           </w:tcPr>
           <w:p>
             <w:pPr>
@@ -2997,7 +2997,7 @@
       <w:tr>
         <w:tc>
           <w:tcPr>
-            <w:tcW w:w="852" w:type="dxa"/>
+            <w:tcW w:w="1150" w:type="dxa"/>
           </w:tcPr>
           <w:p>
             <w:pPr>
@@ -3011,7 +3011,7 @@
         </w:tc>
         <w:tc>
           <w:tcPr>
-            <w:tcW w:w="3331" w:type="dxa"/>
+            <w:tcW w:w="3215" w:type="dxa"/>
           </w:tcPr>
           <w:p>
             <w:pPr>
@@ -3025,7 +3025,7 @@
         </w:tc>
         <w:tc>
           <w:tcPr>
-            <w:tcW w:w="2645" w:type="dxa"/>
+            <w:tcW w:w="2553" w:type="dxa"/>
           </w:tcPr>
           <w:p>
             <w:pPr>
@@ -3039,7 +3039,7 @@
         </w:tc>
         <w:tc>
           <w:tcPr>
-            <w:tcW w:w="2530" w:type="dxa"/>
+            <w:tcW w:w="2441" w:type="dxa"/>
           </w:tcPr>
           <w:p>
             <w:pPr>
@@ -3055,7 +3055,7 @@
       <w:tr>
         <w:tc>
           <w:tcPr>
-            <w:tcW w:w="852" w:type="dxa"/>
+            <w:tcW w:w="1150" w:type="dxa"/>
           </w:tcPr>
           <w:p>
             <w:pPr>
@@ -3069,7 +3069,7 @@
         </w:tc>
         <w:tc>
           <w:tcPr>
-            <w:tcW w:w="3331" w:type="dxa"/>
+            <w:tcW w:w="3215" w:type="dxa"/>
           </w:tcPr>
           <w:p>
             <w:pPr>
@@ -3083,7 +3083,7 @@
         </w:tc>
         <w:tc>
           <w:tcPr>
-            <w:tcW w:w="2645" w:type="dxa"/>
+            <w:tcW w:w="2553" w:type="dxa"/>
           </w:tcPr>
           <w:p>
             <w:pPr>
@@ -3097,7 +3097,7 @@
         </w:tc>
         <w:tc>
           <w:tcPr>
-            <w:tcW w:w="2530" w:type="dxa"/>
+            <w:tcW w:w="2441" w:type="dxa"/>
           </w:tcPr>
           <w:p>
             <w:pPr>
@@ -3445,11 +3445,11 @@
         <w:tblLayout w:type="fixed"/>
       </w:tblPr>
       <w:tblGrid>
-        <w:gridCol w:w="1820"/>
-        <w:gridCol w:w="863"/>
-        <w:gridCol w:w="4126"/>
-        <w:gridCol w:w="863"/>
-        <w:gridCol w:w="1685"/>
+        <w:gridCol w:w="1803"/>
+        <w:gridCol w:w="900"/>
+        <w:gridCol w:w="4087"/>
+        <w:gridCol w:w="900"/>
+        <w:gridCol w:w="1669"/>
       </w:tblGrid>
       <w:tr>
         <w:trPr>
@@ -3457,7 +3457,7 @@
         </w:trPr>
         <w:tc>
           <w:tcPr>
-            <w:tcW w:w="1820" w:type="dxa"/>
+            <w:tcW w:w="1803" w:type="dxa"/>
           </w:tcPr>
           <w:p>
             <w:pPr>
@@ -3471,7 +3471,7 @@
         </w:tc>
         <w:tc>
           <w:tcPr>
-            <w:tcW w:w="863" w:type="dxa"/>
+            <w:tcW w:w="900" w:type="dxa"/>
           </w:tcPr>
           <w:p>
             <w:pPr>
@@ -3485,7 +3485,7 @@
         </w:tc>
         <w:tc>
           <w:tcPr>
-            <w:tcW w:w="4126" w:type="dxa"/>
+            <w:tcW w:w="4087" w:type="dxa"/>
           </w:tcPr>
           <w:p>
             <w:pPr>
@@ -3499,7 +3499,7 @@
         </w:tc>
         <w:tc>
           <w:tcPr>
-            <w:tcW w:w="863" w:type="dxa"/>
+            <w:tcW w:w="900" w:type="dxa"/>
           </w:tcPr>
           <w:p>
             <w:pPr>
@@ -3513,7 +3513,7 @@
         </w:tc>
         <w:tc>
           <w:tcPr>
-            <w:tcW w:w="1685" w:type="dxa"/>
+            <w:tcW w:w="1669" w:type="dxa"/>
           </w:tcPr>
           <w:p>
             <w:pPr>
@@ -3529,7 +3529,7 @@
       <w:tr>
         <w:tc>
           <w:tcPr>
-            <w:tcW w:w="1820" w:type="dxa"/>
+            <w:tcW w:w="1803" w:type="dxa"/>
           </w:tcPr>
           <w:p>
             <w:pPr>
@@ -3543,7 +3543,7 @@
         </w:tc>
         <w:tc>
           <w:tcPr>
-            <w:tcW w:w="863" w:type="dxa"/>
+            <w:tcW w:w="900" w:type="dxa"/>
           </w:tcPr>
           <w:p>
             <w:pPr>
@@ -3557,7 +3557,7 @@
         </w:tc>
         <w:tc>
           <w:tcPr>
-            <w:tcW w:w="4126" w:type="dxa"/>
+            <w:tcW w:w="4087" w:type="dxa"/>
           </w:tcPr>
           <w:p>
             <w:pPr>
@@ -3571,7 +3571,7 @@
         </w:tc>
         <w:tc>
           <w:tcPr>
-            <w:tcW w:w="863" w:type="dxa"/>
+            <w:tcW w:w="900" w:type="dxa"/>
           </w:tcPr>
           <w:p>
             <w:pPr>
@@ -3585,7 +3585,7 @@
         </w:tc>
         <w:tc>
           <w:tcPr>
-            <w:tcW w:w="1685" w:type="dxa"/>
+            <w:tcW w:w="1669" w:type="dxa"/>
           </w:tcPr>
           <w:p>
             <w:pPr>
@@ -3601,7 +3601,7 @@
       <w:tr>
         <w:tc>
           <w:tcPr>
-            <w:tcW w:w="1820" w:type="dxa"/>
+            <w:tcW w:w="1803" w:type="dxa"/>
           </w:tcPr>
           <w:p>
             <w:pPr>
@@ -3615,7 +3615,7 @@
         </w:tc>
         <w:tc>
           <w:tcPr>
-            <w:tcW w:w="863" w:type="dxa"/>
+            <w:tcW w:w="900" w:type="dxa"/>
           </w:tcPr>
           <w:p>
             <w:pPr>
@@ -3629,7 +3629,7 @@
         </w:tc>
         <w:tc>
           <w:tcPr>
-            <w:tcW w:w="4126" w:type="dxa"/>
+            <w:tcW w:w="4087" w:type="dxa"/>
           </w:tcPr>
           <w:p>
             <w:pPr>
@@ -3643,7 +3643,7 @@
         </w:tc>
         <w:tc>
           <w:tcPr>
-            <w:tcW w:w="863" w:type="dxa"/>
+            <w:tcW w:w="900" w:type="dxa"/>
           </w:tcPr>
           <w:p>
             <w:pPr>
@@ -3657,7 +3657,7 @@
         </w:tc>
         <w:tc>
           <w:tcPr>
-            <w:tcW w:w="1685" w:type="dxa"/>
+            <w:tcW w:w="1669" w:type="dxa"/>
           </w:tcPr>
           <w:p>
             <w:pPr>
@@ -3673,7 +3673,7 @@
       <w:tr>
         <w:tc>
           <w:tcPr>
-            <w:tcW w:w="1820" w:type="dxa"/>
+            <w:tcW w:w="1803" w:type="dxa"/>
           </w:tcPr>
           <w:p>
             <w:pPr>
@@ -3687,7 +3687,7 @@
         </w:tc>
         <w:tc>
           <w:tcPr>
-            <w:tcW w:w="863" w:type="dxa"/>
+            <w:tcW w:w="900" w:type="dxa"/>
           </w:tcPr>
           <w:p>
             <w:pPr>
@@ -3701,7 +3701,7 @@
         </w:tc>
         <w:tc>
           <w:tcPr>
-            <w:tcW w:w="4126" w:type="dxa"/>
+            <w:tcW w:w="4087" w:type="dxa"/>
           </w:tcPr>
           <w:p>
             <w:pPr>
@@ -3715,7 +3715,7 @@
         </w:tc>
         <w:tc>
           <w:tcPr>
-            <w:tcW w:w="863" w:type="dxa"/>
+            <w:tcW w:w="900" w:type="dxa"/>
           </w:tcPr>
           <w:p>
             <w:pPr>
@@ -3729,7 +3729,7 @@
         </w:tc>
         <w:tc>
           <w:tcPr>
-            <w:tcW w:w="1685" w:type="dxa"/>
+            <w:tcW w:w="1669" w:type="dxa"/>
           </w:tcPr>
           <w:p>
             <w:pPr>
@@ -3745,7 +3745,7 @@
       <w:tr>
         <w:tc>
           <w:tcPr>
-            <w:tcW w:w="1820" w:type="dxa"/>
+            <w:tcW w:w="1803" w:type="dxa"/>
           </w:tcPr>
           <w:p>
             <w:pPr>
@@ -3759,7 +3759,7 @@
         </w:tc>
         <w:tc>
           <w:tcPr>
-            <w:tcW w:w="863" w:type="dxa"/>
+            <w:tcW w:w="900" w:type="dxa"/>
           </w:tcPr>
           <w:p>
             <w:pPr>
@@ -3773,7 +3773,7 @@
         </w:tc>
         <w:tc>
           <w:tcPr>
-            <w:tcW w:w="4126" w:type="dxa"/>
+            <w:tcW w:w="4087" w:type="dxa"/>
           </w:tcPr>
           <w:p>
             <w:pPr>
@@ -3787,7 +3787,7 @@
         </w:tc>
         <w:tc>
           <w:tcPr>
-            <w:tcW w:w="863" w:type="dxa"/>
+            <w:tcW w:w="900" w:type="dxa"/>
           </w:tcPr>
           <w:p>
             <w:pPr>
@@ -3801,7 +3801,7 @@
         </w:tc>
         <w:tc>
           <w:tcPr>
-            <w:tcW w:w="1685" w:type="dxa"/>
+            <w:tcW w:w="1669" w:type="dxa"/>
           </w:tcPr>
           <w:p>
             <w:pPr>
@@ -3817,7 +3817,7 @@
       <w:tr>
         <w:tc>
           <w:tcPr>
-            <w:tcW w:w="1820" w:type="dxa"/>
+            <w:tcW w:w="1803" w:type="dxa"/>
           </w:tcPr>
           <w:p>
             <w:pPr>
@@ -3831,7 +3831,7 @@
         </w:tc>
         <w:tc>
           <w:tcPr>
-            <w:tcW w:w="863" w:type="dxa"/>
+            <w:tcW w:w="900" w:type="dxa"/>
           </w:tcPr>
           <w:p>
             <w:pPr>
@@ -3845,7 +3845,7 @@
         </w:tc>
         <w:tc>
           <w:tcPr>
-            <w:tcW w:w="4126" w:type="dxa"/>
+            <w:tcW w:w="4087" w:type="dxa"/>
           </w:tcPr>
           <w:p>
             <w:pPr>
@@ -3859,7 +3859,7 @@
         </w:tc>
         <w:tc>
           <w:tcPr>
-            <w:tcW w:w="863" w:type="dxa"/>
+            <w:tcW w:w="900" w:type="dxa"/>
           </w:tcPr>
           <w:p>
             <w:pPr>
@@ -3873,7 +3873,7 @@
         </w:tc>
         <w:tc>
           <w:tcPr>
-            <w:tcW w:w="1685" w:type="dxa"/>
+            <w:tcW w:w="1669" w:type="dxa"/>
           </w:tcPr>
           <w:p>
             <w:pPr>
@@ -3924,11 +3924,11 @@
         <w:tblLayout w:type="fixed"/>
       </w:tblPr>
       <w:tblGrid>
-        <w:gridCol w:w="795"/>
-        <w:gridCol w:w="3190"/>
-        <w:gridCol w:w="2915"/>
-        <w:gridCol w:w="1663"/>
-        <w:gridCol w:w="795"/>
+        <w:gridCol w:w="1035"/>
+        <w:gridCol w:w="2539"/>
+        <w:gridCol w:w="2320"/>
+        <w:gridCol w:w="2200"/>
+        <w:gridCol w:w="1265"/>
       </w:tblGrid>
       <w:tr>
         <w:trPr>
@@ -3936,7 +3936,7 @@
         </w:trPr>
         <w:tc>
           <w:tcPr>
-            <w:tcW w:w="795" w:type="dxa"/>
+            <w:tcW w:w="1035" w:type="dxa"/>
           </w:tcPr>
           <w:p>
             <w:pPr>
@@ -3950,7 +3950,7 @@
         </w:tc>
         <w:tc>
           <w:tcPr>
-            <w:tcW w:w="3190" w:type="dxa"/>
+            <w:tcW w:w="2539" w:type="dxa"/>
           </w:tcPr>
           <w:p>
             <w:pPr>
@@ -3964,7 +3964,7 @@
         </w:tc>
         <w:tc>
           <w:tcPr>
-            <w:tcW w:w="2915" w:type="dxa"/>
+            <w:tcW w:w="2320" w:type="dxa"/>
           </w:tcPr>
           <w:p>
             <w:pPr>
@@ -3978,7 +3978,7 @@
         </w:tc>
         <w:tc>
           <w:tcPr>
-            <w:tcW w:w="1663" w:type="dxa"/>
+            <w:tcW w:w="2200" w:type="dxa"/>
           </w:tcPr>
           <w:p>
             <w:pPr>
@@ -3992,7 +3992,7 @@
         </w:tc>
         <w:tc>
           <w:tcPr>
-            <w:tcW w:w="795" w:type="dxa"/>
+            <w:tcW w:w="1265" w:type="dxa"/>
           </w:tcPr>
           <w:p>
             <w:pPr>
@@ -4008,7 +4008,7 @@
       <w:tr>
         <w:tc>
           <w:tcPr>
-            <w:tcW w:w="795" w:type="dxa"/>
+            <w:tcW w:w="1035" w:type="dxa"/>
           </w:tcPr>
           <w:p>
             <w:pPr>
@@ -4022,7 +4022,7 @@
         </w:tc>
         <w:tc>
           <w:tcPr>
-            <w:tcW w:w="3190" w:type="dxa"/>
+            <w:tcW w:w="2539" w:type="dxa"/>
           </w:tcPr>
           <w:p>
             <w:pPr>
@@ -4036,7 +4036,7 @@
         </w:tc>
         <w:tc>
           <w:tcPr>
-            <w:tcW w:w="2915" w:type="dxa"/>
+            <w:tcW w:w="2320" w:type="dxa"/>
           </w:tcPr>
           <w:p>
             <w:pPr>
@@ -4050,7 +4050,7 @@
         </w:tc>
         <w:tc>
           <w:tcPr>
-            <w:tcW w:w="1663" w:type="dxa"/>
+            <w:tcW w:w="2200" w:type="dxa"/>
           </w:tcPr>
           <w:p>
             <w:pPr>
@@ -4064,7 +4064,7 @@
         </w:tc>
         <w:tc>
           <w:tcPr>
-            <w:tcW w:w="795" w:type="dxa"/>
+            <w:tcW w:w="1265" w:type="dxa"/>
           </w:tcPr>
           <w:p>
             <w:pPr>
@@ -4080,7 +4080,7 @@
       <w:tr>
         <w:tc>
           <w:tcPr>
-            <w:tcW w:w="795" w:type="dxa"/>
+            <w:tcW w:w="1035" w:type="dxa"/>
           </w:tcPr>
           <w:p>
             <w:pPr>
@@ -4094,7 +4094,7 @@
         </w:tc>
         <w:tc>
           <w:tcPr>
-            <w:tcW w:w="3190" w:type="dxa"/>
+            <w:tcW w:w="2539" w:type="dxa"/>
           </w:tcPr>
           <w:p>
             <w:pPr>
@@ -4108,7 +4108,7 @@
         </w:tc>
         <w:tc>
           <w:tcPr>
-            <w:tcW w:w="2915" w:type="dxa"/>
+            <w:tcW w:w="2320" w:type="dxa"/>
           </w:tcPr>
           <w:p>
             <w:pPr>
@@ -4122,7 +4122,7 @@
         </w:tc>
         <w:tc>
           <w:tcPr>
-            <w:tcW w:w="1663" w:type="dxa"/>
+            <w:tcW w:w="2200" w:type="dxa"/>
           </w:tcPr>
           <w:p>
             <w:pPr>
@@ -4136,7 +4136,7 @@
         </w:tc>
         <w:tc>
           <w:tcPr>
-            <w:tcW w:w="795" w:type="dxa"/>
+            <w:tcW w:w="1265" w:type="dxa"/>
           </w:tcPr>
           <w:p>
             <w:pPr>
@@ -4152,7 +4152,7 @@
       <w:tr>
         <w:tc>
           <w:tcPr>
-            <w:tcW w:w="795" w:type="dxa"/>
+            <w:tcW w:w="1035" w:type="dxa"/>
           </w:tcPr>
           <w:p>
             <w:pPr>
@@ -4166,7 +4166,7 @@
         </w:tc>
         <w:tc>
           <w:tcPr>
-            <w:tcW w:w="3190" w:type="dxa"/>
+            <w:tcW w:w="2539" w:type="dxa"/>
           </w:tcPr>
           <w:p>
             <w:pPr>
@@ -4180,7 +4180,7 @@
         </w:tc>
         <w:tc>
           <w:tcPr>
-            <w:tcW w:w="2915" w:type="dxa"/>
+            <w:tcW w:w="2320" w:type="dxa"/>
           </w:tcPr>
           <w:p>
             <w:pPr>
@@ -4206,7 +4206,7 @@
         </w:tc>
         <w:tc>
           <w:tcPr>
-            <w:tcW w:w="1663" w:type="dxa"/>
+            <w:tcW w:w="2200" w:type="dxa"/>
           </w:tcPr>
           <w:p>
             <w:pPr>
@@ -4220,7 +4220,7 @@
         </w:tc>
         <w:tc>
           <w:tcPr>
-            <w:tcW w:w="795" w:type="dxa"/>
+            <w:tcW w:w="1265" w:type="dxa"/>
           </w:tcPr>
           <w:p>
             <w:pPr>
@@ -4236,7 +4236,7 @@
       <w:tr>
         <w:tc>
           <w:tcPr>
-            <w:tcW w:w="795" w:type="dxa"/>
+            <w:tcW w:w="1035" w:type="dxa"/>
           </w:tcPr>
           <w:p>
             <w:pPr>
@@ -4250,7 +4250,7 @@
         </w:tc>
         <w:tc>
           <w:tcPr>
-            <w:tcW w:w="3190" w:type="dxa"/>
+            <w:tcW w:w="2539" w:type="dxa"/>
           </w:tcPr>
           <w:p>
             <w:pPr>
@@ -4264,7 +4264,7 @@
         </w:tc>
         <w:tc>
           <w:tcPr>
-            <w:tcW w:w="2915" w:type="dxa"/>
+            <w:tcW w:w="2320" w:type="dxa"/>
           </w:tcPr>
           <w:p>
             <w:pPr>
@@ -4278,7 +4278,7 @@
         </w:tc>
         <w:tc>
           <w:tcPr>
-            <w:tcW w:w="1663" w:type="dxa"/>
+            <w:tcW w:w="2200" w:type="dxa"/>
           </w:tcPr>
           <w:p>
             <w:pPr>
@@ -4292,7 +4292,7 @@
         </w:tc>
         <w:tc>
           <w:tcPr>
-            <w:tcW w:w="795" w:type="dxa"/>
+            <w:tcW w:w="1265" w:type="dxa"/>
           </w:tcPr>
           <w:p>
             <w:pPr>
@@ -4308,7 +4308,7 @@
       <w:tr>
         <w:tc>
           <w:tcPr>
-            <w:tcW w:w="795" w:type="dxa"/>
+            <w:tcW w:w="1035" w:type="dxa"/>
           </w:tcPr>
           <w:p>
             <w:pPr>
@@ -4322,7 +4322,7 @@
         </w:tc>
         <w:tc>
           <w:tcPr>
-            <w:tcW w:w="3190" w:type="dxa"/>
+            <w:tcW w:w="2539" w:type="dxa"/>
           </w:tcPr>
           <w:p>
             <w:pPr>
@@ -4336,7 +4336,7 @@
         </w:tc>
         <w:tc>
           <w:tcPr>
-            <w:tcW w:w="2915" w:type="dxa"/>
+            <w:tcW w:w="2320" w:type="dxa"/>
           </w:tcPr>
           <w:p>
             <w:pPr>
@@ -4350,7 +4350,7 @@
         </w:tc>
         <w:tc>
           <w:tcPr>
-            <w:tcW w:w="1663" w:type="dxa"/>
+            <w:tcW w:w="2200" w:type="dxa"/>
           </w:tcPr>
           <w:p>
             <w:pPr>
@@ -4364,7 +4364,7 @@
         </w:tc>
         <w:tc>
           <w:tcPr>
-            <w:tcW w:w="795" w:type="dxa"/>
+            <w:tcW w:w="1265" w:type="dxa"/>
           </w:tcPr>
           <w:p>
             <w:pPr>
@@ -4380,7 +4380,7 @@
       <w:tr>
         <w:tc>
           <w:tcPr>
-            <w:tcW w:w="795" w:type="dxa"/>
+            <w:tcW w:w="1035" w:type="dxa"/>
           </w:tcPr>
           <w:p>
             <w:pPr>
@@ -4394,7 +4394,7 @@
         </w:tc>
         <w:tc>
           <w:tcPr>
-            <w:tcW w:w="3190" w:type="dxa"/>
+            <w:tcW w:w="2539" w:type="dxa"/>
           </w:tcPr>
           <w:p>
             <w:pPr>
@@ -4408,7 +4408,7 @@
         </w:tc>
         <w:tc>
           <w:tcPr>
-            <w:tcW w:w="2915" w:type="dxa"/>
+            <w:tcW w:w="2320" w:type="dxa"/>
           </w:tcPr>
           <w:p>
             <w:pPr>
@@ -4422,7 +4422,7 @@
         </w:tc>
         <w:tc>
           <w:tcPr>
-            <w:tcW w:w="1663" w:type="dxa"/>
+            <w:tcW w:w="2200" w:type="dxa"/>
           </w:tcPr>
           <w:p>
             <w:pPr>
@@ -4436,7 +4436,7 @@
         </w:tc>
         <w:tc>
           <w:tcPr>
-            <w:tcW w:w="795" w:type="dxa"/>
+            <w:tcW w:w="1265" w:type="dxa"/>
           </w:tcPr>
           <w:p>
             <w:pPr>
@@ -4477,11 +4477,11 @@
         <w:tblLayout w:type="fixed"/>
       </w:tblPr>
       <w:tblGrid>
-        <w:gridCol w:w="810"/>
-        <w:gridCol w:w="810"/>
-        <w:gridCol w:w="5002"/>
-        <w:gridCol w:w="980"/>
-        <w:gridCol w:w="1755"/>
+        <w:gridCol w:w="900"/>
+        <w:gridCol w:w="1150"/>
+        <w:gridCol w:w="4435"/>
+        <w:gridCol w:w="1150"/>
+        <w:gridCol w:w="1725"/>
       </w:tblGrid>
       <w:tr>
         <w:trPr>
@@ -4489,7 +4489,7 @@
         </w:trPr>
         <w:tc>
           <w:tcPr>
-            <w:tcW w:w="810" w:type="dxa"/>
+            <w:tcW w:w="900" w:type="dxa"/>
           </w:tcPr>
           <w:p>
             <w:pPr>
@@ -4503,7 +4503,7 @@
         </w:tc>
         <w:tc>
           <w:tcPr>
-            <w:tcW w:w="810" w:type="dxa"/>
+            <w:tcW w:w="1150" w:type="dxa"/>
           </w:tcPr>
           <w:p>
             <w:pPr>
@@ -4517,7 +4517,7 @@
         </w:tc>
         <w:tc>
           <w:tcPr>
-            <w:tcW w:w="5002" w:type="dxa"/>
+            <w:tcW w:w="4435" w:type="dxa"/>
           </w:tcPr>
           <w:p>
             <w:pPr>
@@ -4531,7 +4531,7 @@
         </w:tc>
         <w:tc>
           <w:tcPr>
-            <w:tcW w:w="980" w:type="dxa"/>
+            <w:tcW w:w="1150" w:type="dxa"/>
           </w:tcPr>
           <w:p>
             <w:pPr>
@@ -4545,7 +4545,7 @@
         </w:tc>
         <w:tc>
           <w:tcPr>
-            <w:tcW w:w="1755" w:type="dxa"/>
+            <w:tcW w:w="1725" w:type="dxa"/>
           </w:tcPr>
           <w:p>
             <w:pPr>
@@ -4561,7 +4561,7 @@
       <w:tr>
         <w:tc>
           <w:tcPr>
-            <w:tcW w:w="810" w:type="dxa"/>
+            <w:tcW w:w="900" w:type="dxa"/>
           </w:tcPr>
           <w:p>
             <w:pPr>
@@ -4575,7 +4575,7 @@
         </w:tc>
         <w:tc>
           <w:tcPr>
-            <w:tcW w:w="810" w:type="dxa"/>
+            <w:tcW w:w="1150" w:type="dxa"/>
           </w:tcPr>
           <w:p>
             <w:pPr>
@@ -4589,7 +4589,7 @@
         </w:tc>
         <w:tc>
           <w:tcPr>
-            <w:tcW w:w="5002" w:type="dxa"/>
+            <w:tcW w:w="4435" w:type="dxa"/>
           </w:tcPr>
           <w:p>
             <w:pPr>
@@ -4603,7 +4603,7 @@
         </w:tc>
         <w:tc>
           <w:tcPr>
-            <w:tcW w:w="980" w:type="dxa"/>
+            <w:tcW w:w="1150" w:type="dxa"/>
           </w:tcPr>
           <w:p>
             <w:pPr>
@@ -4617,7 +4617,7 @@
         </w:tc>
         <w:tc>
           <w:tcPr>
-            <w:tcW w:w="1755" w:type="dxa"/>
+            <w:tcW w:w="1725" w:type="dxa"/>
           </w:tcPr>
           <w:p>
             <w:pPr>
@@ -4633,7 +4633,7 @@
       <w:tr>
         <w:tc>
           <w:tcPr>
-            <w:tcW w:w="810" w:type="dxa"/>
+            <w:tcW w:w="900" w:type="dxa"/>
           </w:tcPr>
           <w:p>
             <w:pPr>
@@ -4647,7 +4647,7 @@
         </w:tc>
         <w:tc>
           <w:tcPr>
-            <w:tcW w:w="810" w:type="dxa"/>
+            <w:tcW w:w="1150" w:type="dxa"/>
           </w:tcPr>
           <w:p>
             <w:pPr>
@@ -4661,7 +4661,7 @@
         </w:tc>
         <w:tc>
           <w:tcPr>
-            <w:tcW w:w="5002" w:type="dxa"/>
+            <w:tcW w:w="4435" w:type="dxa"/>
           </w:tcPr>
           <w:p>
             <w:pPr>
@@ -4675,7 +4675,7 @@
         </w:tc>
         <w:tc>
           <w:tcPr>
-            <w:tcW w:w="980" w:type="dxa"/>
+            <w:tcW w:w="1150" w:type="dxa"/>
           </w:tcPr>
           <w:p>
             <w:pPr>
@@ -4689,7 +4689,7 @@
         </w:tc>
         <w:tc>
           <w:tcPr>
-            <w:tcW w:w="1755" w:type="dxa"/>
+            <w:tcW w:w="1725" w:type="dxa"/>
           </w:tcPr>
           <w:p>
             <w:pPr>
